--- a/busi_448_syllabus.docx
+++ b/busi_448_syllabus.docx
@@ -86,21 +86,14 @@
                 <w:smallCaps/>
                 <w:sz w:val="28"/>
               </w:rPr>
-              <w:t>Spring 20</w:t>
+              <w:t xml:space="preserve">Spring </w:t>
             </w:r>
             <w:r>
               <w:rPr>
                 <w:smallCaps/>
                 <w:sz w:val="28"/>
               </w:rPr>
-              <w:t>2</w:t>
-            </w:r>
-            <w:r>
-              <w:rPr>
-                <w:smallCaps/>
-                <w:sz w:val="28"/>
-              </w:rPr>
-              <w:t>5</w:t>
+              <w:t>2026</w:t>
             </w:r>
           </w:p>
           <w:p>
@@ -124,7 +117,7 @@
               <w:rPr>
                 <w:sz w:val="16"/>
               </w:rPr>
-              <w:t>February</w:t>
+              <w:t>November</w:t>
             </w:r>
             <w:r>
               <w:rPr>
@@ -142,7 +135,7 @@
               <w:rPr>
                 <w:sz w:val="16"/>
               </w:rPr>
-              <w:t>0</w:t>
+              <w:t>9</w:t>
             </w:r>
             <w:r>
               <w:rPr>
@@ -347,7 +340,15 @@
           <w:rFonts w:ascii="Times New Roman" w:hAnsi="Times New Roman" w:cs="Times New Roman"/>
           <w:szCs w:val="22"/>
         </w:rPr>
-        <w:t>Class Time:</w:t>
+        <w:t>Class Time</w:t>
+      </w:r>
+      <w:proofErr w:type="gramStart"/>
+      <w:r>
+        <w:rPr>
+          <w:rFonts w:ascii="Times New Roman" w:hAnsi="Times New Roman" w:cs="Times New Roman"/>
+          <w:szCs w:val="22"/>
+        </w:rPr>
+        <w:t>:</w:t>
       </w:r>
       <w:r>
         <w:rPr>
@@ -362,7 +363,15 @@
           <w:szCs w:val="22"/>
         </w:rPr>
         <w:tab/>
-        <w:t xml:space="preserve">Tues/Thur, </w:t>
+        <w:t>Tues</w:t>
+      </w:r>
+      <w:proofErr w:type="gramEnd"/>
+      <w:r>
+        <w:rPr>
+          <w:rFonts w:ascii="Times New Roman" w:hAnsi="Times New Roman" w:cs="Times New Roman"/>
+          <w:szCs w:val="22"/>
+        </w:rPr>
+        <w:t xml:space="preserve">/Thur, </w:t>
       </w:r>
       <w:r>
         <w:rPr>
@@ -468,7 +477,15 @@
           <w:rFonts w:ascii="Times New Roman" w:hAnsi="Times New Roman" w:cs="Times New Roman"/>
           <w:szCs w:val="22"/>
         </w:rPr>
-        <w:t>Professor:</w:t>
+        <w:t>Professor</w:t>
+      </w:r>
+      <w:proofErr w:type="gramStart"/>
+      <w:r>
+        <w:rPr>
+          <w:rFonts w:ascii="Times New Roman" w:hAnsi="Times New Roman" w:cs="Times New Roman"/>
+          <w:szCs w:val="22"/>
+        </w:rPr>
+        <w:t>:</w:t>
       </w:r>
       <w:r>
         <w:rPr>
@@ -483,7 +500,15 @@
           <w:szCs w:val="22"/>
         </w:rPr>
         <w:tab/>
-        <w:t>Kevin Crotty</w:t>
+        <w:t>Kevin</w:t>
+      </w:r>
+      <w:proofErr w:type="gramEnd"/>
+      <w:r>
+        <w:rPr>
+          <w:rFonts w:ascii="Times New Roman" w:hAnsi="Times New Roman" w:cs="Times New Roman"/>
+          <w:szCs w:val="22"/>
+        </w:rPr>
+        <w:t xml:space="preserve"> Crotty</w:t>
       </w:r>
     </w:p>
     <w:p>
@@ -613,7 +638,15 @@
           <w:rFonts w:ascii="Times New Roman" w:hAnsi="Times New Roman" w:cs="Times New Roman"/>
           <w:szCs w:val="22"/>
         </w:rPr>
-        <w:t>Office Hours:</w:t>
+        <w:t>Office Hours</w:t>
+      </w:r>
+      <w:proofErr w:type="gramStart"/>
+      <w:r>
+        <w:rPr>
+          <w:rFonts w:ascii="Times New Roman" w:hAnsi="Times New Roman" w:cs="Times New Roman"/>
+          <w:szCs w:val="22"/>
+        </w:rPr>
+        <w:t>:</w:t>
       </w:r>
       <w:r>
         <w:rPr>
@@ -634,8 +667,9 @@
           <w:rFonts w:ascii="Times New Roman" w:hAnsi="Times New Roman" w:cs="Times New Roman"/>
           <w:szCs w:val="22"/>
         </w:rPr>
-        <w:t>Tuesday</w:t>
-      </w:r>
+        <w:t>Thursday</w:t>
+      </w:r>
+      <w:proofErr w:type="gramEnd"/>
       <w:r>
         <w:rPr>
           <w:rFonts w:ascii="Times New Roman" w:hAnsi="Times New Roman" w:cs="Times New Roman"/>
@@ -711,14 +745,46 @@
           <w:rFonts w:ascii="Times New Roman" w:hAnsi="Times New Roman" w:cs="Times New Roman"/>
           <w:szCs w:val="22"/>
         </w:rPr>
-        <w:t>alternate times</w:t>
-      </w:r>
-      <w:r>
-        <w:rPr>
-          <w:rFonts w:ascii="Times New Roman" w:hAnsi="Times New Roman" w:cs="Times New Roman"/>
-          <w:szCs w:val="22"/>
-        </w:rPr>
-        <w:t>, but be aware my spring schedule is fairly crowded.</w:t>
+        <w:t xml:space="preserve">alternate </w:t>
+      </w:r>
+      <w:proofErr w:type="gramStart"/>
+      <w:r>
+        <w:rPr>
+          <w:rFonts w:ascii="Times New Roman" w:hAnsi="Times New Roman" w:cs="Times New Roman"/>
+          <w:szCs w:val="22"/>
+        </w:rPr>
+        <w:t>times</w:t>
+      </w:r>
+      <w:r>
+        <w:rPr>
+          <w:rFonts w:ascii="Times New Roman" w:hAnsi="Times New Roman" w:cs="Times New Roman"/>
+          <w:szCs w:val="22"/>
+        </w:rPr>
+        <w:t>, but</w:t>
+      </w:r>
+      <w:proofErr w:type="gramEnd"/>
+      <w:r>
+        <w:rPr>
+          <w:rFonts w:ascii="Times New Roman" w:hAnsi="Times New Roman" w:cs="Times New Roman"/>
+          <w:szCs w:val="22"/>
+        </w:rPr>
+        <w:t xml:space="preserve"> be aware my spring schedule is </w:t>
+      </w:r>
+      <w:proofErr w:type="gramStart"/>
+      <w:r>
+        <w:rPr>
+          <w:rFonts w:ascii="Times New Roman" w:hAnsi="Times New Roman" w:cs="Times New Roman"/>
+          <w:szCs w:val="22"/>
+        </w:rPr>
+        <w:t>fairly crowded</w:t>
+      </w:r>
+      <w:proofErr w:type="gramEnd"/>
+      <w:r>
+        <w:rPr>
+          <w:rFonts w:ascii="Times New Roman" w:hAnsi="Times New Roman" w:cs="Times New Roman"/>
+          <w:szCs w:val="22"/>
+        </w:rPr>
+        <w:t>.</w:t>
       </w:r>
     </w:p>
     <w:p>
@@ -898,6 +964,19 @@
         </w:rPr>
         <w:t>McNair 319</w:t>
       </w:r>
+    </w:p>
+    <w:p>
+      <w:pPr>
+        <w:tabs>
+          <w:tab w:val="left" w:pos="720"/>
+          <w:tab w:val="left" w:pos="1440"/>
+        </w:tabs>
+        <w:ind w:left="1440" w:hanging="1440"/>
+        <w:rPr>
+          <w:rFonts w:ascii="Times New Roman" w:hAnsi="Times New Roman" w:cs="Times New Roman"/>
+          <w:szCs w:val="22"/>
+        </w:rPr>
+      </w:pPr>
     </w:p>
     <w:p>
       <w:pPr>
@@ -1289,19 +1368,47 @@
         <w:rPr>
           <w:rFonts w:ascii="Times New Roman" w:hAnsi="Times New Roman"/>
         </w:rPr>
-        <w:t xml:space="preserve">Throughout the course, we will have one eye on theory and one on practical implementation. The goal is for each student to develop a fairly robust understanding of the theory of risk and return and to be exposed to a core set of analytical portfolio management tools. By the end of the </w:t>
-      </w:r>
+        <w:t xml:space="preserve">Throughout the course, we will have one eye on theory and one on practical implementation. The goal is for each student to develop a </w:t>
+      </w:r>
+      <w:proofErr w:type="gramStart"/>
       <w:r>
         <w:rPr>
           <w:rFonts w:ascii="Times New Roman" w:hAnsi="Times New Roman"/>
         </w:rPr>
+        <w:t>fairly robust</w:t>
+      </w:r>
+      <w:proofErr w:type="gramEnd"/>
+      <w:r>
+        <w:rPr>
+          <w:rFonts w:ascii="Times New Roman" w:hAnsi="Times New Roman"/>
+        </w:rPr>
+        <w:t xml:space="preserve"> understanding of the theory of risk and return and to be exposed to a core set of analytical portfolio management tools. By the end of the </w:t>
+      </w:r>
+      <w:r>
+        <w:rPr>
+          <w:rFonts w:ascii="Times New Roman" w:hAnsi="Times New Roman"/>
+        </w:rPr>
         <w:t>course</w:t>
       </w:r>
       <w:r>
         <w:rPr>
           <w:rFonts w:ascii="Times New Roman" w:hAnsi="Times New Roman"/>
         </w:rPr>
-        <w:t>, each student should have an understanding of the historical risk and return behavior of major asset classes and a foundational understanding of investment management practices.</w:t>
+        <w:t xml:space="preserve">, each student should </w:t>
+      </w:r>
+      <w:proofErr w:type="gramStart"/>
+      <w:r>
+        <w:rPr>
+          <w:rFonts w:ascii="Times New Roman" w:hAnsi="Times New Roman"/>
+        </w:rPr>
+        <w:t>have an understanding of</w:t>
+      </w:r>
+      <w:proofErr w:type="gramEnd"/>
+      <w:r>
+        <w:rPr>
+          <w:rFonts w:ascii="Times New Roman" w:hAnsi="Times New Roman"/>
+        </w:rPr>
+        <w:t xml:space="preserve"> the historical risk and return behavior of major asset classes and a foundational understanding of investment management practices.</w:t>
       </w:r>
     </w:p>
     <w:p>
@@ -1382,104 +1489,8 @@
       <w:r>
         <w:rPr>
           <w:rFonts w:ascii="Times New Roman" w:hAnsi="Times New Roman"/>
-          <w:b/>
-          <w:bCs/>
-        </w:rPr>
-        <w:t xml:space="preserve">I will assume you have zero Python experience.  </w:t>
-      </w:r>
-      <w:r>
-        <w:rPr>
-          <w:rFonts w:ascii="Times New Roman" w:hAnsi="Times New Roman"/>
-        </w:rPr>
-        <w:t>You do not need to install Python on your machine</w:t>
-      </w:r>
-      <w:r>
-        <w:rPr>
-          <w:rFonts w:ascii="Times New Roman" w:hAnsi="Times New Roman"/>
-        </w:rPr>
-        <w:t xml:space="preserve"> (although you are welcome to do so)</w:t>
-      </w:r>
-      <w:r>
-        <w:rPr>
-          <w:rFonts w:ascii="Times New Roman" w:hAnsi="Times New Roman"/>
-        </w:rPr>
-        <w:t xml:space="preserve">. We will work together in Jupyter notebooks in the cloud </w:t>
-      </w:r>
-      <w:r>
-        <w:rPr>
-          <w:rFonts w:ascii="Times New Roman" w:hAnsi="Times New Roman"/>
-        </w:rPr>
-        <w:t>on Google Colab</w:t>
-      </w:r>
-      <w:r>
-        <w:rPr>
-          <w:rFonts w:ascii="Times New Roman" w:hAnsi="Times New Roman"/>
-        </w:rPr>
-        <w:t xml:space="preserve">.  </w:t>
-      </w:r>
-    </w:p>
-    <w:p>
-      <w:pPr>
-        <w:jc w:val="both"/>
-        <w:rPr>
-          <w:rFonts w:ascii="Times New Roman" w:hAnsi="Times New Roman"/>
-        </w:rPr>
-      </w:pPr>
-    </w:p>
-    <w:p>
-      <w:pPr>
-        <w:jc w:val="both"/>
-        <w:rPr>
-          <w:rFonts w:ascii="Times New Roman" w:hAnsi="Times New Roman"/>
-        </w:rPr>
-      </w:pPr>
-      <w:r>
-        <w:rPr>
-          <w:rFonts w:ascii="Times New Roman" w:hAnsi="Times New Roman"/>
-        </w:rPr>
-        <w:t xml:space="preserve">Assignments will be run through </w:t>
-      </w:r>
-      <w:r>
-        <w:rPr>
-          <w:rFonts w:ascii="Times New Roman" w:hAnsi="Times New Roman"/>
-        </w:rPr>
-        <w:t>C</w:t>
-      </w:r>
-      <w:r>
-        <w:rPr>
-          <w:rFonts w:ascii="Times New Roman" w:hAnsi="Times New Roman"/>
-        </w:rPr>
-        <w:t xml:space="preserve">anvas, and I am </w:t>
-      </w:r>
-      <w:r>
-        <w:rPr>
-          <w:rFonts w:ascii="Times New Roman" w:hAnsi="Times New Roman"/>
-        </w:rPr>
-        <w:t xml:space="preserve">somewhat </w:t>
-      </w:r>
-      <w:r>
-        <w:rPr>
-          <w:rFonts w:ascii="Times New Roman" w:hAnsi="Times New Roman"/>
-        </w:rPr>
-        <w:t xml:space="preserve">agnostic about the software used to arrive at the answer.  However, </w:t>
-      </w:r>
-      <w:r>
-        <w:rPr>
-          <w:rFonts w:ascii="Times New Roman" w:hAnsi="Times New Roman"/>
-        </w:rPr>
-        <w:t xml:space="preserve">for some of the material, </w:t>
-      </w:r>
-      <w:r>
-        <w:rPr>
-          <w:rFonts w:ascii="Times New Roman" w:hAnsi="Times New Roman"/>
-        </w:rPr>
-        <w:t xml:space="preserve">I </w:t>
-      </w:r>
-      <w:r>
-        <w:rPr>
-          <w:rFonts w:ascii="Times New Roman" w:hAnsi="Times New Roman"/>
-        </w:rPr>
-        <w:t xml:space="preserve">will </w:t>
+        </w:rPr>
+        <w:t>I will assume you have zero Python experience.</w:t>
       </w:r>
       <w:r>
         <w:rPr>
@@ -1487,13 +1498,121 @@
           <w:b/>
           <w:bCs/>
         </w:rPr>
-        <w:t>strongly</w:t>
+        <w:t xml:space="preserve">  </w:t>
       </w:r>
       <w:r>
         <w:rPr>
           <w:rFonts w:ascii="Times New Roman" w:hAnsi="Times New Roman"/>
         </w:rPr>
+        <w:t>You do not need to install Python on your machine</w:t>
+      </w:r>
+      <w:r>
+        <w:rPr>
+          <w:rFonts w:ascii="Times New Roman" w:hAnsi="Times New Roman"/>
+        </w:rPr>
+        <w:t xml:space="preserve"> (although you are welcome to do so)</w:t>
+      </w:r>
+      <w:r>
+        <w:rPr>
+          <w:rFonts w:ascii="Times New Roman" w:hAnsi="Times New Roman"/>
+        </w:rPr>
+        <w:t xml:space="preserve">. We will work together in Jupyter notebooks in the cloud </w:t>
+      </w:r>
+      <w:r>
+        <w:rPr>
+          <w:rFonts w:ascii="Times New Roman" w:hAnsi="Times New Roman"/>
+        </w:rPr>
+        <w:t>on Google Colab</w:t>
+      </w:r>
+      <w:r>
+        <w:rPr>
+          <w:rFonts w:ascii="Times New Roman" w:hAnsi="Times New Roman"/>
+        </w:rPr>
+        <w:t xml:space="preserve">.  </w:t>
+      </w:r>
+    </w:p>
+    <w:p>
+      <w:pPr>
+        <w:jc w:val="both"/>
+        <w:rPr>
+          <w:rFonts w:ascii="Times New Roman" w:hAnsi="Times New Roman"/>
+        </w:rPr>
+      </w:pPr>
+    </w:p>
+    <w:p>
+      <w:pPr>
+        <w:jc w:val="both"/>
+        <w:rPr>
+          <w:rFonts w:ascii="Times New Roman" w:hAnsi="Times New Roman"/>
+        </w:rPr>
+      </w:pPr>
+      <w:r>
+        <w:rPr>
+          <w:rFonts w:ascii="Times New Roman" w:hAnsi="Times New Roman"/>
+        </w:rPr>
+        <w:t xml:space="preserve">Assignments will be run through </w:t>
+      </w:r>
+      <w:r>
+        <w:rPr>
+          <w:rFonts w:ascii="Times New Roman" w:hAnsi="Times New Roman"/>
+        </w:rPr>
+        <w:t>C</w:t>
+      </w:r>
+      <w:r>
+        <w:rPr>
+          <w:rFonts w:ascii="Times New Roman" w:hAnsi="Times New Roman"/>
+        </w:rPr>
+        <w:t xml:space="preserve">anvas, and I am </w:t>
+      </w:r>
+      <w:proofErr w:type="gramStart"/>
+      <w:r>
+        <w:rPr>
+          <w:rFonts w:ascii="Times New Roman" w:hAnsi="Times New Roman"/>
+        </w:rPr>
+        <w:t xml:space="preserve">fairly </w:t>
+      </w:r>
+      <w:r>
+        <w:rPr>
+          <w:rFonts w:ascii="Times New Roman" w:hAnsi="Times New Roman"/>
+        </w:rPr>
+        <w:t>agnostic</w:t>
+      </w:r>
+      <w:proofErr w:type="gramEnd"/>
+      <w:r>
+        <w:rPr>
+          <w:rFonts w:ascii="Times New Roman" w:hAnsi="Times New Roman"/>
+        </w:rPr>
+        <w:t xml:space="preserve"> about the software used to arrive at the answer.  However, </w:t>
+      </w:r>
+      <w:r>
+        <w:rPr>
+          <w:rFonts w:ascii="Times New Roman" w:hAnsi="Times New Roman"/>
+        </w:rPr>
+        <w:t>for some of the material</w:t>
+      </w:r>
+      <w:r>
+        <w:rPr>
+          <w:rFonts w:ascii="Times New Roman" w:hAnsi="Times New Roman"/>
+        </w:rPr>
+        <w:t>.</w:t>
+      </w:r>
+      <w:r>
+        <w:rPr>
+          <w:rFonts w:ascii="Times New Roman" w:hAnsi="Times New Roman"/>
+        </w:rPr>
         <w:t xml:space="preserve"> </w:t>
+      </w:r>
+      <w:r>
+        <w:rPr>
+          <w:rFonts w:ascii="Times New Roman" w:hAnsi="Times New Roman"/>
+        </w:rPr>
+        <w:t xml:space="preserve">I </w:t>
+      </w:r>
+      <w:r>
+        <w:rPr>
+          <w:rFonts w:ascii="Times New Roman" w:hAnsi="Times New Roman"/>
+        </w:rPr>
+        <w:t xml:space="preserve">will </w:t>
       </w:r>
       <w:r>
         <w:rPr>
@@ -1501,49 +1620,131 @@
           <w:b/>
           <w:bCs/>
         </w:rPr>
-        <w:t>encourage</w:t>
+        <w:t>strongly</w:t>
       </w:r>
       <w:r>
         <w:rPr>
           <w:rFonts w:ascii="Times New Roman" w:hAnsi="Times New Roman"/>
         </w:rPr>
-        <w:t xml:space="preserve"> you to use Python</w:t>
-      </w:r>
-      <w:r>
-        <w:rPr>
-          <w:rFonts w:ascii="Times New Roman" w:hAnsi="Times New Roman"/>
-        </w:rPr>
-        <w:t xml:space="preserve"> for a few reasons</w:t>
-      </w:r>
-      <w:r>
-        <w:rPr>
-          <w:rFonts w:ascii="Times New Roman" w:hAnsi="Times New Roman"/>
-        </w:rPr>
-        <w:t>.  First, I will be able to assist you more readily if you come to me with questions in Python.  Second, Python is an extremely useful asset to have in your portfolio.</w:t>
-      </w:r>
-      <w:r>
-        <w:rPr>
-          <w:rFonts w:ascii="Times New Roman" w:hAnsi="Times New Roman"/>
-        </w:rPr>
-        <w:t xml:space="preserve"> Third, the course materials are in Python, so it will likelier be easier to adapt them than starting from scratch in a different software.</w:t>
-      </w:r>
-    </w:p>
-    <w:p>
-      <w:pPr>
-        <w:jc w:val="both"/>
-        <w:rPr>
-          <w:rFonts w:ascii="Times New Roman" w:hAnsi="Times New Roman"/>
-        </w:rPr>
-      </w:pPr>
-    </w:p>
-    <w:p>
-      <w:pPr>
-        <w:jc w:val="both"/>
+        <w:t xml:space="preserve"> </w:t>
+      </w:r>
+      <w:r>
         <w:rPr>
           <w:rFonts w:ascii="Times New Roman" w:hAnsi="Times New Roman"/>
           <w:b/>
           <w:bCs/>
         </w:rPr>
+        <w:t>encourage</w:t>
+      </w:r>
+      <w:r>
+        <w:rPr>
+          <w:rFonts w:ascii="Times New Roman" w:hAnsi="Times New Roman"/>
+        </w:rPr>
+        <w:t xml:space="preserve"> you to </w:t>
+      </w:r>
+      <w:r>
+        <w:rPr>
+          <w:rFonts w:ascii="Times New Roman" w:hAnsi="Times New Roman"/>
+        </w:rPr>
+        <w:t>develop</w:t>
+      </w:r>
+      <w:r>
+        <w:rPr>
+          <w:rFonts w:ascii="Times New Roman" w:hAnsi="Times New Roman"/>
+        </w:rPr>
+        <w:t xml:space="preserve"> Python</w:t>
+      </w:r>
+      <w:r>
+        <w:rPr>
+          <w:rFonts w:ascii="Times New Roman" w:hAnsi="Times New Roman"/>
+        </w:rPr>
+        <w:t xml:space="preserve"> skills</w:t>
+      </w:r>
+      <w:r>
+        <w:rPr>
+          <w:rFonts w:ascii="Times New Roman" w:hAnsi="Times New Roman"/>
+        </w:rPr>
+        <w:t xml:space="preserve"> for a </w:t>
+      </w:r>
+      <w:r>
+        <w:rPr>
+          <w:rFonts w:ascii="Times New Roman" w:hAnsi="Times New Roman"/>
+        </w:rPr>
+        <w:t>couple</w:t>
+      </w:r>
+      <w:r>
+        <w:rPr>
+          <w:rFonts w:ascii="Times New Roman" w:hAnsi="Times New Roman"/>
+        </w:rPr>
+        <w:t xml:space="preserve"> reasons</w:t>
+      </w:r>
+      <w:r>
+        <w:rPr>
+          <w:rFonts w:ascii="Times New Roman" w:hAnsi="Times New Roman"/>
+        </w:rPr>
+        <w:t xml:space="preserve">.  First, </w:t>
+      </w:r>
+      <w:r>
+        <w:rPr>
+          <w:rFonts w:ascii="Times New Roman" w:hAnsi="Times New Roman"/>
+        </w:rPr>
+        <w:t xml:space="preserve">in general, </w:t>
+      </w:r>
+      <w:r>
+        <w:rPr>
+          <w:rFonts w:ascii="Times New Roman" w:hAnsi="Times New Roman"/>
+        </w:rPr>
+        <w:t>Python is an extremely useful asset to have in your portfolio</w:t>
+      </w:r>
+      <w:r>
+        <w:rPr>
+          <w:rFonts w:ascii="Times New Roman" w:hAnsi="Times New Roman"/>
+        </w:rPr>
+        <w:t xml:space="preserve"> as a finance professional</w:t>
+      </w:r>
+      <w:r>
+        <w:rPr>
+          <w:rFonts w:ascii="Times New Roman" w:hAnsi="Times New Roman"/>
+        </w:rPr>
+        <w:t>.</w:t>
+      </w:r>
+      <w:r>
+        <w:rPr>
+          <w:rFonts w:ascii="Times New Roman" w:hAnsi="Times New Roman"/>
+        </w:rPr>
+        <w:t xml:space="preserve"> </w:t>
+      </w:r>
+      <w:r>
+        <w:rPr>
+          <w:rFonts w:ascii="Times New Roman" w:hAnsi="Times New Roman"/>
+        </w:rPr>
+        <w:t xml:space="preserve"> Second (and more practically for this course)</w:t>
+      </w:r>
+      <w:r>
+        <w:rPr>
+          <w:rFonts w:ascii="Times New Roman" w:hAnsi="Times New Roman"/>
+        </w:rPr>
+        <w:t>,</w:t>
+      </w:r>
+      <w:r>
+        <w:rPr>
+          <w:rFonts w:ascii="Times New Roman" w:hAnsi="Times New Roman"/>
+        </w:rPr>
+        <w:t xml:space="preserve"> while Excel can sometimes be easier to demonstrate and understand a concept, it can be less efficient for problem sets and “production-level” use</w:t>
+      </w:r>
+      <w:r>
+        <w:rPr>
+          <w:rFonts w:ascii="Times New Roman" w:hAnsi="Times New Roman"/>
+        </w:rPr>
+        <w:t>, particularly for the material in the latter part of the course.</w:t>
+      </w:r>
+    </w:p>
+    <w:p>
+      <w:pPr>
+        <w:jc w:val="both"/>
+        <w:rPr>
+          <w:rFonts w:ascii="Times New Roman" w:hAnsi="Times New Roman"/>
+        </w:rPr>
       </w:pPr>
     </w:p>
     <w:p>
@@ -1581,7 +1782,6 @@
           <w:b/>
           <w:bCs/>
         </w:rPr>
-        <w:lastRenderedPageBreak/>
         <w:t>Textbook</w:t>
       </w:r>
       <w:r>
@@ -1654,7 +1854,49 @@
           <w:rFonts w:eastAsiaTheme="minorHAnsi" w:cs="Arial"/>
           <w:sz w:val="22"/>
         </w:rPr>
-        <w:t xml:space="preserve"> (12th edition) by Bodie, Kane, and Marcus.  BKM are currently on their 12th edition, but recent earlier editions would also be fine as a reference</w:t>
+        <w:t xml:space="preserve"> (1</w:t>
+      </w:r>
+      <w:r>
+        <w:rPr>
+          <w:rFonts w:eastAsiaTheme="minorHAnsi" w:cs="Arial"/>
+          <w:sz w:val="22"/>
+        </w:rPr>
+        <w:t>3</w:t>
+      </w:r>
+      <w:r>
+        <w:rPr>
+          <w:rFonts w:eastAsiaTheme="minorHAnsi" w:cs="Arial"/>
+          <w:sz w:val="22"/>
+        </w:rPr>
+        <w:t>th edition) by Bodie, Kane, and Marcus.  BKM are currently on their 1</w:t>
+      </w:r>
+      <w:r>
+        <w:rPr>
+          <w:rFonts w:eastAsiaTheme="minorHAnsi" w:cs="Arial"/>
+          <w:sz w:val="22"/>
+        </w:rPr>
+        <w:t>3</w:t>
+      </w:r>
+      <w:r>
+        <w:rPr>
+          <w:rFonts w:eastAsiaTheme="minorHAnsi" w:cs="Arial"/>
+          <w:sz w:val="22"/>
+        </w:rPr>
+        <w:t xml:space="preserve">th edition, but recent earlier editions </w:t>
+      </w:r>
+      <w:r>
+        <w:rPr>
+          <w:rFonts w:eastAsiaTheme="minorHAnsi" w:cs="Arial"/>
+          <w:sz w:val="22"/>
+        </w:rPr>
+        <w:t>are totally</w:t>
+      </w:r>
+      <w:r>
+        <w:rPr>
+          <w:rFonts w:eastAsiaTheme="minorHAnsi" w:cs="Arial"/>
+          <w:sz w:val="22"/>
+        </w:rPr>
+        <w:t xml:space="preserve"> fine as a reference</w:t>
       </w:r>
       <w:r>
         <w:rPr>
@@ -1724,7 +1966,21 @@
             <w:rStyle w:val="Hyperlink"/>
             <w:rFonts w:ascii="Times New Roman" w:hAnsi="Times New Roman"/>
           </w:rPr>
-          <w:t>https://wesmckinney.com/book/</w:t>
+          <w:t>https://wesmckin</w:t>
+        </w:r>
+        <w:r>
+          <w:rPr>
+            <w:rStyle w:val="Hyperlink"/>
+            <w:rFonts w:ascii="Times New Roman" w:hAnsi="Times New Roman"/>
+          </w:rPr>
+          <w:t>n</w:t>
+        </w:r>
+        <w:r>
+          <w:rPr>
+            <w:rStyle w:val="Hyperlink"/>
+            <w:rFonts w:ascii="Times New Roman" w:hAnsi="Times New Roman"/>
+          </w:rPr>
+          <w:t>ey.com/book/</w:t>
         </w:r>
       </w:hyperlink>
       <w:r>
@@ -1749,11 +2005,19 @@
           <w:rFonts w:ascii="Times New Roman" w:hAnsi="Times New Roman"/>
         </w:rPr>
       </w:pPr>
+      <w:proofErr w:type="gramStart"/>
       <w:r>
         <w:rPr>
           <w:rFonts w:ascii="Times New Roman" w:hAnsi="Times New Roman"/>
         </w:rPr>
-        <w:t xml:space="preserve">A number of the concepts we’ll discuss are visualized on the </w:t>
+        <w:t>A number of</w:t>
+      </w:r>
+      <w:proofErr w:type="gramEnd"/>
+      <w:r>
+        <w:rPr>
+          <w:rFonts w:ascii="Times New Roman" w:hAnsi="Times New Roman"/>
+        </w:rPr>
+        <w:t xml:space="preserve"> the concepts we’ll discuss are visualized on the </w:t>
       </w:r>
       <w:hyperlink r:id="rId12" w:history="1">
         <w:r>
@@ -1761,7 +2025,21 @@
             <w:rStyle w:val="Hyperlink"/>
             <w:rFonts w:ascii="Times New Roman" w:hAnsi="Times New Roman"/>
           </w:rPr>
-          <w:t>Rice Business Learn Investments Dashboard</w:t>
+          <w:t>Rice Busin</w:t>
+        </w:r>
+        <w:r>
+          <w:rPr>
+            <w:rStyle w:val="Hyperlink"/>
+            <w:rFonts w:ascii="Times New Roman" w:hAnsi="Times New Roman"/>
+          </w:rPr>
+          <w:t>e</w:t>
+        </w:r>
+        <w:r>
+          <w:rPr>
+            <w:rStyle w:val="Hyperlink"/>
+            <w:rFonts w:ascii="Times New Roman" w:hAnsi="Times New Roman"/>
+          </w:rPr>
+          <w:t>ss Learn Investments Dashboard</w:t>
         </w:r>
       </w:hyperlink>
       <w:r>
@@ -1838,22 +2116,6 @@
           <w:szCs w:val="22"/>
         </w:rPr>
         <w:t>.</w:t>
-      </w:r>
-      <w:r>
-        <w:rPr>
-          <w:rFonts w:ascii="Times New Roman" w:hAnsi="Times New Roman" w:cs="Times New Roman"/>
-          <w:i/>
-          <w:szCs w:val="22"/>
-        </w:rPr>
-        <w:t xml:space="preserve"> </w:t>
-      </w:r>
-      <w:r>
-        <w:rPr>
-          <w:rFonts w:ascii="Times New Roman" w:hAnsi="Times New Roman" w:cs="Times New Roman"/>
-          <w:iCs/>
-          <w:szCs w:val="22"/>
-        </w:rPr>
-        <w:t>Grades are assigned following the BUSI grading policy: the class mean GPA is capped at 3.5.</w:t>
       </w:r>
     </w:p>
     <w:p>
@@ -1990,7 +2252,7 @@
                 <w:bCs/>
                 <w:szCs w:val="22"/>
               </w:rPr>
-              <w:t>10</w:t>
+              <w:t>1</w:t>
             </w:r>
             <w:r>
               <w:rPr>
@@ -1998,7 +2260,7 @@
                 <w:bCs/>
                 <w:szCs w:val="22"/>
               </w:rPr>
-              <w:t xml:space="preserve"> of 1</w:t>
+              <w:t>1</w:t>
             </w:r>
             <w:r>
               <w:rPr>
@@ -2006,7 +2268,15 @@
                 <w:bCs/>
                 <w:szCs w:val="22"/>
               </w:rPr>
-              <w:t>1</w:t>
+              <w:t xml:space="preserve"> of 1</w:t>
+            </w:r>
+            <w:r>
+              <w:rPr>
+                <w:rFonts w:ascii="Times New Roman" w:hAnsi="Times New Roman" w:cs="Times New Roman"/>
+                <w:bCs/>
+                <w:szCs w:val="22"/>
+              </w:rPr>
+              <w:t>2</w:t>
             </w:r>
             <w:r>
               <w:rPr>
@@ -2024,7 +2294,6 @@
             <w:tcBorders>
               <w:bottom w:val="single" w:sz="4" w:space="0" w:color="auto"/>
             </w:tcBorders>
-            <w:shd w:val="clear" w:color="auto" w:fill="auto"/>
           </w:tcPr>
           <w:p>
             <w:pPr>
@@ -2100,7 +2369,6 @@
             <w:tcBorders>
               <w:bottom w:val="single" w:sz="4" w:space="0" w:color="auto"/>
             </w:tcBorders>
-            <w:shd w:val="clear" w:color="auto" w:fill="auto"/>
           </w:tcPr>
           <w:p>
             <w:pPr>
@@ -2160,7 +2428,6 @@
             <w:tcBorders>
               <w:bottom w:val="single" w:sz="4" w:space="0" w:color="auto"/>
             </w:tcBorders>
-            <w:shd w:val="clear" w:color="auto" w:fill="auto"/>
           </w:tcPr>
           <w:p>
             <w:pPr>
@@ -2228,7 +2495,6 @@
             <w:tcBorders>
               <w:bottom w:val="single" w:sz="4" w:space="0" w:color="auto"/>
             </w:tcBorders>
-            <w:shd w:val="clear" w:color="auto" w:fill="auto"/>
           </w:tcPr>
           <w:p>
             <w:pPr>
@@ -2438,7 +2704,23 @@
           <w:rFonts w:ascii="Times New Roman" w:hAnsi="Times New Roman" w:cs="Times New Roman"/>
           <w:szCs w:val="22"/>
         </w:rPr>
-        <w:t>administered through Canvas.  The objective of the problem sets is to ensure that you are spending some time thinking about the material we cover.</w:t>
+        <w:t xml:space="preserve">administered through Canvas.  The objective of the problem </w:t>
+      </w:r>
+      <w:proofErr w:type="gramStart"/>
+      <w:r>
+        <w:rPr>
+          <w:rFonts w:ascii="Times New Roman" w:hAnsi="Times New Roman" w:cs="Times New Roman"/>
+          <w:szCs w:val="22"/>
+        </w:rPr>
+        <w:t>sets</w:t>
+      </w:r>
+      <w:proofErr w:type="gramEnd"/>
+      <w:r>
+        <w:rPr>
+          <w:rFonts w:ascii="Times New Roman" w:hAnsi="Times New Roman" w:cs="Times New Roman"/>
+          <w:szCs w:val="22"/>
+        </w:rPr>
+        <w:t xml:space="preserve"> is to ensure that you are spending some time thinking about the material we cover.</w:t>
       </w:r>
       <w:r>
         <w:rPr>
@@ -2522,7 +2804,23 @@
           <w:rFonts w:ascii="Times New Roman" w:hAnsi="Times New Roman" w:cs="Times New Roman"/>
           <w:szCs w:val="22"/>
         </w:rPr>
-        <w:t>prior to the due date.  Any accepted late assignments are usually assessed a deduction to be fair to other students.</w:t>
+        <w:t xml:space="preserve">prior to the due date.  Any accepted late assignments are usually </w:t>
+      </w:r>
+      <w:proofErr w:type="gramStart"/>
+      <w:r>
+        <w:rPr>
+          <w:rFonts w:ascii="Times New Roman" w:hAnsi="Times New Roman" w:cs="Times New Roman"/>
+          <w:szCs w:val="22"/>
+        </w:rPr>
+        <w:t>assessed</w:t>
+      </w:r>
+      <w:proofErr w:type="gramEnd"/>
+      <w:r>
+        <w:rPr>
+          <w:rFonts w:ascii="Times New Roman" w:hAnsi="Times New Roman" w:cs="Times New Roman"/>
+          <w:szCs w:val="22"/>
+        </w:rPr>
+        <w:t xml:space="preserve"> a deduction to be fair to other students.</w:t>
       </w:r>
       <w:r>
         <w:rPr>
@@ -2645,7 +2943,25 @@
           <w:b/>
           <w:szCs w:val="22"/>
         </w:rPr>
-        <w:t>Please display your name placard each class meeting</w:t>
+        <w:t xml:space="preserve">Please display your name </w:t>
+      </w:r>
+      <w:proofErr w:type="gramStart"/>
+      <w:r>
+        <w:rPr>
+          <w:rFonts w:ascii="Times New Roman" w:hAnsi="Times New Roman" w:cs="Times New Roman"/>
+          <w:b/>
+          <w:szCs w:val="22"/>
+        </w:rPr>
+        <w:t>placard</w:t>
+      </w:r>
+      <w:proofErr w:type="gramEnd"/>
+      <w:r>
+        <w:rPr>
+          <w:rFonts w:ascii="Times New Roman" w:hAnsi="Times New Roman" w:cs="Times New Roman"/>
+          <w:b/>
+          <w:szCs w:val="22"/>
+        </w:rPr>
+        <w:t xml:space="preserve"> each class meeting</w:t>
       </w:r>
       <w:r>
         <w:rPr>
@@ -2741,7 +3057,25 @@
           <w:bCs/>
           <w:szCs w:val="22"/>
         </w:rPr>
-        <w:t xml:space="preserve">  I may occasionally administer an in-class Canvas-based quiz in order to assess attendance.</w:t>
+        <w:t xml:space="preserve">  I may occasionally administer an in-class Canvas-based quiz </w:t>
+      </w:r>
+      <w:proofErr w:type="gramStart"/>
+      <w:r>
+        <w:rPr>
+          <w:rFonts w:ascii="Times New Roman" w:hAnsi="Times New Roman" w:cs="Times New Roman"/>
+          <w:bCs/>
+          <w:szCs w:val="22"/>
+        </w:rPr>
+        <w:t>in order to</w:t>
+      </w:r>
+      <w:proofErr w:type="gramEnd"/>
+      <w:r>
+        <w:rPr>
+          <w:rFonts w:ascii="Times New Roman" w:hAnsi="Times New Roman" w:cs="Times New Roman"/>
+          <w:bCs/>
+          <w:szCs w:val="22"/>
+        </w:rPr>
+        <w:t xml:space="preserve"> assess attendance.</w:t>
       </w:r>
     </w:p>
     <w:p>
@@ -2917,8 +3251,25 @@
           <w:rFonts w:ascii="Times New Roman" w:hAnsi="Times New Roman" w:cs="Times New Roman"/>
           <w:szCs w:val="22"/>
         </w:rPr>
-        <w:t xml:space="preserve">I will be </w:t>
-      </w:r>
+        <w:t xml:space="preserve">I </w:t>
+      </w:r>
+      <w:proofErr w:type="gramStart"/>
+      <w:r>
+        <w:rPr>
+          <w:rFonts w:ascii="Times New Roman" w:hAnsi="Times New Roman" w:cs="Times New Roman"/>
+          <w:szCs w:val="22"/>
+        </w:rPr>
+        <w:t>will be</w:t>
+      </w:r>
+      <w:proofErr w:type="gramEnd"/>
+      <w:r>
+        <w:rPr>
+          <w:rFonts w:ascii="Times New Roman" w:hAnsi="Times New Roman" w:cs="Times New Roman"/>
+          <w:szCs w:val="22"/>
+        </w:rPr>
+        <w:t xml:space="preserve"> </w:t>
+      </w:r>
+      <w:proofErr w:type="gramStart"/>
       <w:r>
         <w:rPr>
           <w:rFonts w:ascii="Times New Roman" w:hAnsi="Times New Roman" w:cs="Times New Roman"/>
@@ -2926,6 +3277,7 @@
         </w:rPr>
         <w:t>clarify</w:t>
       </w:r>
+      <w:proofErr w:type="gramEnd"/>
       <w:r>
         <w:rPr>
           <w:rFonts w:ascii="Times New Roman" w:hAnsi="Times New Roman" w:cs="Times New Roman"/>
@@ -2952,7 +3304,23 @@
           <w:rFonts w:ascii="Times New Roman" w:hAnsi="Times New Roman" w:cs="Times New Roman"/>
           <w:szCs w:val="22"/>
         </w:rPr>
-        <w:t>, Python, Excel, or R to work the problems.</w:t>
+        <w:t xml:space="preserve">, Python, Excel, or R to </w:t>
+      </w:r>
+      <w:proofErr w:type="gramStart"/>
+      <w:r>
+        <w:rPr>
+          <w:rFonts w:ascii="Times New Roman" w:hAnsi="Times New Roman" w:cs="Times New Roman"/>
+          <w:szCs w:val="22"/>
+        </w:rPr>
+        <w:t>work</w:t>
+      </w:r>
+      <w:proofErr w:type="gramEnd"/>
+      <w:r>
+        <w:rPr>
+          <w:rFonts w:ascii="Times New Roman" w:hAnsi="Times New Roman" w:cs="Times New Roman"/>
+          <w:szCs w:val="22"/>
+        </w:rPr>
+        <w:t xml:space="preserve"> the problems.</w:t>
       </w:r>
     </w:p>
     <w:p>
@@ -3131,7 +3499,23 @@
           <w:rFonts w:ascii="Times New Roman" w:hAnsi="Times New Roman" w:cs="Times New Roman"/>
           <w:szCs w:val="22"/>
         </w:rPr>
-        <w:t>You may use the Learn Investments Dashboard,  Google Colab, Python, Excel, or R to work the problems.</w:t>
+        <w:t xml:space="preserve">You may use the Learn Investments Dashboard, Google Colab, Python, Excel, or R to </w:t>
+      </w:r>
+      <w:proofErr w:type="gramStart"/>
+      <w:r>
+        <w:rPr>
+          <w:rFonts w:ascii="Times New Roman" w:hAnsi="Times New Roman" w:cs="Times New Roman"/>
+          <w:szCs w:val="22"/>
+        </w:rPr>
+        <w:t>work</w:t>
+      </w:r>
+      <w:proofErr w:type="gramEnd"/>
+      <w:r>
+        <w:rPr>
+          <w:rFonts w:ascii="Times New Roman" w:hAnsi="Times New Roman" w:cs="Times New Roman"/>
+          <w:szCs w:val="22"/>
+        </w:rPr>
+        <w:t xml:space="preserve"> the problems.</w:t>
       </w:r>
       <w:r>
         <w:rPr>
@@ -3395,7 +3779,14 @@
                 <w:rFonts w:ascii="Times New Roman" w:hAnsi="Times New Roman" w:cs="Times New Roman"/>
                 <w:sz w:val="20"/>
               </w:rPr>
-              <w:t>14</w:t>
+              <w:t>1</w:t>
+            </w:r>
+            <w:r>
+              <w:rPr>
+                <w:rFonts w:ascii="Times New Roman" w:hAnsi="Times New Roman" w:cs="Times New Roman"/>
+                <w:sz w:val="20"/>
+              </w:rPr>
+              <w:t>3</w:t>
             </w:r>
           </w:p>
         </w:tc>
@@ -3546,7 +3937,7 @@
                 <w:rFonts w:ascii="Times New Roman" w:hAnsi="Times New Roman" w:cs="Times New Roman"/>
                 <w:sz w:val="20"/>
               </w:rPr>
-              <w:t>6</w:t>
+              <w:t>5</w:t>
             </w:r>
           </w:p>
         </w:tc>
@@ -3652,7 +4043,14 @@
                 <w:rFonts w:ascii="Times New Roman" w:hAnsi="Times New Roman" w:cs="Times New Roman"/>
                 <w:sz w:val="20"/>
               </w:rPr>
-              <w:t>21</w:t>
+              <w:t>2</w:t>
+            </w:r>
+            <w:r>
+              <w:rPr>
+                <w:rFonts w:ascii="Times New Roman" w:hAnsi="Times New Roman" w:cs="Times New Roman"/>
+                <w:sz w:val="20"/>
+              </w:rPr>
+              <w:t>0</w:t>
             </w:r>
           </w:p>
         </w:tc>
@@ -3773,7 +4171,14 @@
                 <w:rFonts w:ascii="Times New Roman" w:hAnsi="Times New Roman" w:cs="Times New Roman"/>
                 <w:sz w:val="20"/>
               </w:rPr>
-              <w:t>23</w:t>
+              <w:t>2</w:t>
+            </w:r>
+            <w:r>
+              <w:rPr>
+                <w:rFonts w:ascii="Times New Roman" w:hAnsi="Times New Roman" w:cs="Times New Roman"/>
+                <w:sz w:val="20"/>
+              </w:rPr>
+              <w:t>2</w:t>
             </w:r>
           </w:p>
         </w:tc>
@@ -3902,7 +4307,7 @@
                 <w:rFonts w:ascii="Times New Roman" w:hAnsi="Times New Roman" w:cs="Times New Roman"/>
                 <w:sz w:val="20"/>
               </w:rPr>
-              <w:t>8</w:t>
+              <w:t>7</w:t>
             </w:r>
           </w:p>
         </w:tc>
@@ -4015,7 +4420,7 @@
                 <w:rFonts w:ascii="Times New Roman" w:hAnsi="Times New Roman" w:cs="Times New Roman"/>
                 <w:sz w:val="20"/>
               </w:rPr>
-              <w:t>30</w:t>
+              <w:t>29</w:t>
             </w:r>
           </w:p>
         </w:tc>
@@ -4143,7 +4548,14 @@
                 <w:rFonts w:ascii="Times New Roman" w:hAnsi="Times New Roman" w:cs="Times New Roman"/>
                 <w:sz w:val="20"/>
               </w:rPr>
-              <w:t>Feb 4</w:t>
+              <w:t xml:space="preserve">Feb </w:t>
+            </w:r>
+            <w:r>
+              <w:rPr>
+                <w:rFonts w:ascii="Times New Roman" w:hAnsi="Times New Roman" w:cs="Times New Roman"/>
+                <w:sz w:val="20"/>
+              </w:rPr>
+              <w:t>3</w:t>
             </w:r>
           </w:p>
         </w:tc>
@@ -4255,7 +4667,7 @@
                 <w:rFonts w:ascii="Times New Roman" w:hAnsi="Times New Roman" w:cs="Times New Roman"/>
                 <w:sz w:val="20"/>
               </w:rPr>
-              <w:t>6</w:t>
+              <w:t>5</w:t>
             </w:r>
           </w:p>
         </w:tc>
@@ -4361,7 +4773,14 @@
                 <w:rFonts w:ascii="Times New Roman" w:hAnsi="Times New Roman" w:cs="Times New Roman"/>
                 <w:sz w:val="20"/>
               </w:rPr>
-              <w:t>11</w:t>
+              <w:t>1</w:t>
+            </w:r>
+            <w:r>
+              <w:rPr>
+                <w:rFonts w:ascii="Times New Roman" w:hAnsi="Times New Roman" w:cs="Times New Roman"/>
+                <w:sz w:val="20"/>
+              </w:rPr>
+              <w:t>0</w:t>
             </w:r>
           </w:p>
         </w:tc>
@@ -4473,7 +4892,14 @@
                 <w:rFonts w:ascii="Times New Roman" w:hAnsi="Times New Roman" w:cs="Times New Roman"/>
                 <w:sz w:val="20"/>
               </w:rPr>
-              <w:t>13</w:t>
+              <w:t>1</w:t>
+            </w:r>
+            <w:r>
+              <w:rPr>
+                <w:rFonts w:ascii="Times New Roman" w:hAnsi="Times New Roman" w:cs="Times New Roman"/>
+                <w:sz w:val="20"/>
+              </w:rPr>
+              <w:t>2</w:t>
             </w:r>
           </w:p>
         </w:tc>
@@ -4586,7 +5012,7 @@
                 <w:rFonts w:ascii="Times New Roman" w:hAnsi="Times New Roman" w:cs="Times New Roman"/>
                 <w:sz w:val="20"/>
               </w:rPr>
-              <w:t>8</w:t>
+              <w:t>7</w:t>
             </w:r>
           </w:p>
         </w:tc>
@@ -4698,7 +5124,7 @@
                 <w:rFonts w:ascii="Times New Roman" w:hAnsi="Times New Roman" w:cs="Times New Roman"/>
                 <w:sz w:val="20"/>
               </w:rPr>
-              <w:t>20</w:t>
+              <w:t>19</w:t>
             </w:r>
           </w:p>
         </w:tc>
@@ -4714,12 +5140,21 @@
                 <w:sz w:val="20"/>
               </w:rPr>
             </w:pPr>
-            <w:r>
-              <w:rPr>
-                <w:rFonts w:ascii="Times New Roman" w:hAnsi="Times New Roman" w:cs="Times New Roman"/>
-                <w:sz w:val="20"/>
-              </w:rPr>
-              <w:t>Short-selling + Limits to arbitrage</w:t>
+            <w:proofErr w:type="gramStart"/>
+            <w:r>
+              <w:rPr>
+                <w:rFonts w:ascii="Times New Roman" w:hAnsi="Times New Roman" w:cs="Times New Roman"/>
+                <w:sz w:val="20"/>
+              </w:rPr>
+              <w:t>Short-selling</w:t>
+            </w:r>
+            <w:proofErr w:type="gramEnd"/>
+            <w:r>
+              <w:rPr>
+                <w:rFonts w:ascii="Times New Roman" w:hAnsi="Times New Roman" w:cs="Times New Roman"/>
+                <w:sz w:val="20"/>
+              </w:rPr>
+              <w:t xml:space="preserve"> + Limits to arbitrage</w:t>
             </w:r>
           </w:p>
         </w:tc>
@@ -4802,7 +5237,7 @@
                 <w:rFonts w:ascii="Times New Roman" w:hAnsi="Times New Roman" w:cs="Times New Roman"/>
                 <w:sz w:val="20"/>
               </w:rPr>
-              <w:t>5</w:t>
+              <w:t>4</w:t>
             </w:r>
           </w:p>
         </w:tc>
@@ -4952,7 +5387,7 @@
                 <w:rFonts w:ascii="Times New Roman" w:hAnsi="Times New Roman" w:cs="Times New Roman"/>
                 <w:sz w:val="20"/>
               </w:rPr>
-              <w:t>7</w:t>
+              <w:t>6</w:t>
             </w:r>
           </w:p>
         </w:tc>
@@ -4993,7 +5428,14 @@
                 <w:rFonts w:ascii="Times New Roman" w:hAnsi="Times New Roman" w:cs="Times New Roman"/>
                 <w:sz w:val="20"/>
               </w:rPr>
-              <w:t>BKM 5</w:t>
+              <w:t xml:space="preserve">BKM </w:t>
+            </w:r>
+            <w:r>
+              <w:rPr>
+                <w:rFonts w:ascii="Times New Roman" w:hAnsi="Times New Roman" w:cs="Times New Roman"/>
+                <w:sz w:val="20"/>
+              </w:rPr>
+              <w:t>7</w:t>
             </w:r>
           </w:p>
         </w:tc>
@@ -5056,7 +5498,14 @@
                 <w:rFonts w:ascii="Times New Roman" w:hAnsi="Times New Roman" w:cs="Times New Roman"/>
                 <w:sz w:val="20"/>
               </w:rPr>
-              <w:t>Mar 4</w:t>
+              <w:t xml:space="preserve">Mar </w:t>
+            </w:r>
+            <w:r>
+              <w:rPr>
+                <w:rFonts w:ascii="Times New Roman" w:hAnsi="Times New Roman" w:cs="Times New Roman"/>
+                <w:sz w:val="20"/>
+              </w:rPr>
+              <w:t>3</w:t>
             </w:r>
           </w:p>
         </w:tc>
@@ -5167,7 +5616,14 @@
                 <w:rFonts w:ascii="Times New Roman" w:hAnsi="Times New Roman" w:cs="Times New Roman"/>
                 <w:sz w:val="20"/>
               </w:rPr>
-              <w:t>Mar 6</w:t>
+              <w:t xml:space="preserve">Mar </w:t>
+            </w:r>
+            <w:r>
+              <w:rPr>
+                <w:rFonts w:ascii="Times New Roman" w:hAnsi="Times New Roman" w:cs="Times New Roman"/>
+                <w:sz w:val="20"/>
+              </w:rPr>
+              <w:t>5</w:t>
             </w:r>
           </w:p>
         </w:tc>
@@ -5271,7 +5727,14 @@
                 <w:rFonts w:ascii="Times New Roman" w:hAnsi="Times New Roman" w:cs="Times New Roman"/>
                 <w:sz w:val="20"/>
               </w:rPr>
-              <w:t>11</w:t>
+              <w:t>1</w:t>
+            </w:r>
+            <w:r>
+              <w:rPr>
+                <w:rFonts w:ascii="Times New Roman" w:hAnsi="Times New Roman" w:cs="Times New Roman"/>
+                <w:sz w:val="20"/>
+              </w:rPr>
+              <w:t>0</w:t>
             </w:r>
           </w:p>
         </w:tc>
@@ -5382,7 +5845,14 @@
                 <w:rFonts w:ascii="Times New Roman" w:hAnsi="Times New Roman" w:cs="Times New Roman"/>
                 <w:sz w:val="20"/>
               </w:rPr>
-              <w:t>13</w:t>
+              <w:t>1</w:t>
+            </w:r>
+            <w:r>
+              <w:rPr>
+                <w:rFonts w:ascii="Times New Roman" w:hAnsi="Times New Roman" w:cs="Times New Roman"/>
+                <w:sz w:val="20"/>
+              </w:rPr>
+              <w:t>2</w:t>
             </w:r>
           </w:p>
         </w:tc>
@@ -5578,7 +6048,14 @@
                 <w:rFonts w:ascii="Times New Roman" w:hAnsi="Times New Roman" w:cs="Times New Roman"/>
                 <w:sz w:val="20"/>
               </w:rPr>
-              <w:t>25</w:t>
+              <w:t>2</w:t>
+            </w:r>
+            <w:r>
+              <w:rPr>
+                <w:rFonts w:ascii="Times New Roman" w:hAnsi="Times New Roman" w:cs="Times New Roman"/>
+                <w:sz w:val="20"/>
+              </w:rPr>
+              <w:t>4</w:t>
             </w:r>
           </w:p>
         </w:tc>
@@ -5719,7 +6196,7 @@
                 <w:rFonts w:ascii="Times New Roman" w:hAnsi="Times New Roman" w:cs="Times New Roman"/>
                 <w:sz w:val="20"/>
               </w:rPr>
-              <w:t>7</w:t>
+              <w:t>6</w:t>
             </w:r>
           </w:p>
         </w:tc>
@@ -5823,7 +6300,7 @@
                 <w:rFonts w:ascii="Times New Roman" w:hAnsi="Times New Roman" w:cs="Times New Roman"/>
                 <w:sz w:val="20"/>
               </w:rPr>
-              <w:t>Apr 1</w:t>
+              <w:t>Mar 31</w:t>
             </w:r>
           </w:p>
         </w:tc>
@@ -5934,7 +6411,14 @@
                 <w:rFonts w:ascii="Times New Roman" w:hAnsi="Times New Roman" w:cs="Times New Roman"/>
                 <w:sz w:val="20"/>
               </w:rPr>
-              <w:t>Apr 3</w:t>
+              <w:t xml:space="preserve">Apr </w:t>
+            </w:r>
+            <w:r>
+              <w:rPr>
+                <w:rFonts w:ascii="Times New Roman" w:hAnsi="Times New Roman" w:cs="Times New Roman"/>
+                <w:sz w:val="20"/>
+              </w:rPr>
+              <w:t>2</w:t>
             </w:r>
           </w:p>
         </w:tc>
@@ -6038,7 +6522,14 @@
                 <w:rFonts w:ascii="Times New Roman" w:hAnsi="Times New Roman" w:cs="Times New Roman"/>
                 <w:sz w:val="20"/>
               </w:rPr>
-              <w:t>Apr 8</w:t>
+              <w:t xml:space="preserve">Apr </w:t>
+            </w:r>
+            <w:r>
+              <w:rPr>
+                <w:rFonts w:ascii="Times New Roman" w:hAnsi="Times New Roman" w:cs="Times New Roman"/>
+                <w:sz w:val="20"/>
+              </w:rPr>
+              <w:t>7</w:t>
             </w:r>
           </w:p>
         </w:tc>
@@ -6178,7 +6669,14 @@
                 <w:rFonts w:ascii="Times New Roman" w:hAnsi="Times New Roman" w:cs="Times New Roman"/>
                 <w:sz w:val="20"/>
               </w:rPr>
-              <w:t>Apr 10</w:t>
+              <w:t xml:space="preserve">Apr </w:t>
+            </w:r>
+            <w:r>
+              <w:rPr>
+                <w:rFonts w:ascii="Times New Roman" w:hAnsi="Times New Roman" w:cs="Times New Roman"/>
+                <w:sz w:val="20"/>
+              </w:rPr>
+              <w:t>9</w:t>
             </w:r>
           </w:p>
         </w:tc>
@@ -6277,7 +6775,14 @@
                 <w:rFonts w:ascii="Times New Roman" w:hAnsi="Times New Roman" w:cs="Times New Roman"/>
                 <w:sz w:val="20"/>
               </w:rPr>
-              <w:t>Apr 15</w:t>
+              <w:t>Apr 1</w:t>
+            </w:r>
+            <w:r>
+              <w:rPr>
+                <w:rFonts w:ascii="Times New Roman" w:hAnsi="Times New Roman" w:cs="Times New Roman"/>
+                <w:sz w:val="20"/>
+              </w:rPr>
+              <w:t>4</w:t>
             </w:r>
           </w:p>
         </w:tc>
@@ -6381,7 +6886,14 @@
                 <w:rFonts w:ascii="Times New Roman" w:hAnsi="Times New Roman" w:cs="Times New Roman"/>
                 <w:sz w:val="20"/>
               </w:rPr>
-              <w:t>Apr 17</w:t>
+              <w:t>Apr 1</w:t>
+            </w:r>
+            <w:r>
+              <w:rPr>
+                <w:rFonts w:ascii="Times New Roman" w:hAnsi="Times New Roman" w:cs="Times New Roman"/>
+                <w:sz w:val="20"/>
+              </w:rPr>
+              <w:t>6</w:t>
             </w:r>
           </w:p>
         </w:tc>
@@ -6514,7 +7026,14 @@
                 <w:rFonts w:ascii="Times New Roman" w:hAnsi="Times New Roman" w:cs="Times New Roman"/>
                 <w:sz w:val="20"/>
               </w:rPr>
-              <w:t>Apr 22</w:t>
+              <w:t xml:space="preserve">Apr </w:t>
+            </w:r>
+            <w:r>
+              <w:rPr>
+                <w:rFonts w:ascii="Times New Roman" w:hAnsi="Times New Roman" w:cs="Times New Roman"/>
+                <w:sz w:val="20"/>
+              </w:rPr>
+              <w:t>21</w:t>
             </w:r>
           </w:p>
         </w:tc>
@@ -6637,7 +7156,14 @@
                 <w:rFonts w:ascii="Times New Roman" w:hAnsi="Times New Roman" w:cs="Times New Roman"/>
                 <w:sz w:val="20"/>
               </w:rPr>
-              <w:t>Apr 24</w:t>
+              <w:t>Apr 2</w:t>
+            </w:r>
+            <w:r>
+              <w:rPr>
+                <w:rFonts w:ascii="Times New Roman" w:hAnsi="Times New Roman" w:cs="Times New Roman"/>
+                <w:sz w:val="20"/>
+              </w:rPr>
+              <w:t>3</w:t>
             </w:r>
           </w:p>
         </w:tc>
@@ -6903,13 +7429,57 @@
           <w:sz w:val="22"/>
           <w:szCs w:val="22"/>
         </w:rPr>
-        <w:t xml:space="preserve">ChatGPT can be a very useful reference in this course.  In particular, I encourage you to use </w:t>
+        <w:t>ChatGPT can be very useful reference</w:t>
       </w:r>
       <w:r>
         <w:rPr>
           <w:sz w:val="22"/>
           <w:szCs w:val="22"/>
         </w:rPr>
+        <w:t>s</w:t>
+      </w:r>
+      <w:r>
+        <w:rPr>
+          <w:sz w:val="22"/>
+          <w:szCs w:val="22"/>
+        </w:rPr>
+        <w:t xml:space="preserve"> in this course.  </w:t>
+      </w:r>
+      <w:proofErr w:type="gramStart"/>
+      <w:r>
+        <w:rPr>
+          <w:sz w:val="22"/>
+          <w:szCs w:val="22"/>
+        </w:rPr>
+        <w:t>In particular,</w:t>
+      </w:r>
+      <w:r>
+        <w:rPr>
+          <w:sz w:val="22"/>
+          <w:szCs w:val="22"/>
+        </w:rPr>
+        <w:t xml:space="preserve"> </w:t>
+      </w:r>
+      <w:r>
+        <w:rPr>
+          <w:sz w:val="22"/>
+          <w:szCs w:val="22"/>
+        </w:rPr>
+        <w:t>I</w:t>
+      </w:r>
+      <w:proofErr w:type="gramEnd"/>
+      <w:r>
+        <w:rPr>
+          <w:sz w:val="22"/>
+          <w:szCs w:val="22"/>
+        </w:rPr>
+        <w:t xml:space="preserve"> encourage you to use </w:t>
+      </w:r>
+      <w:r>
+        <w:rPr>
+          <w:sz w:val="22"/>
+          <w:szCs w:val="22"/>
+        </w:rPr>
         <w:t xml:space="preserve">Gemini or </w:t>
       </w:r>
       <w:r>
@@ -6931,7 +7501,21 @@
           <w:sz w:val="22"/>
           <w:szCs w:val="22"/>
         </w:rPr>
-        <w:t xml:space="preserve"> to aid in the weekly problem sets.  </w:t>
+        <w:t xml:space="preserve"> </w:t>
+      </w:r>
+      <w:r>
+        <w:rPr>
+          <w:sz w:val="22"/>
+          <w:szCs w:val="22"/>
+        </w:rPr>
+        <w:t xml:space="preserve">tool </w:t>
+      </w:r>
+      <w:r>
+        <w:rPr>
+          <w:sz w:val="22"/>
+          <w:szCs w:val="22"/>
+        </w:rPr>
+        <w:t xml:space="preserve">to aid in the weekly problem sets.  </w:t>
       </w:r>
       <w:r>
         <w:rPr>
@@ -7108,6 +7692,7 @@
         </w:rPr>
         <w:t>Laptop policy and phone policy</w:t>
       </w:r>
+      <w:proofErr w:type="gramStart"/>
       <w:r>
         <w:rPr>
           <w:sz w:val="22"/>
@@ -7120,7 +7705,15 @@
           <w:sz w:val="22"/>
           <w:szCs w:val="22"/>
         </w:rPr>
-        <w:t xml:space="preserve">The Jones School’s policy is that laptops should remain closed except when instructed otherwise.  We will use </w:t>
+        <w:t>The</w:t>
+      </w:r>
+      <w:proofErr w:type="gramEnd"/>
+      <w:r>
+        <w:rPr>
+          <w:sz w:val="22"/>
+          <w:szCs w:val="22"/>
+        </w:rPr>
+        <w:t xml:space="preserve"> Jones School’s policy is that laptops should remain closed except when instructed otherwise.  We will use </w:t>
       </w:r>
       <w:r>
         <w:rPr>
@@ -7248,28 +7841,55 @@
           <w:sz w:val="22"/>
           <w:szCs w:val="22"/>
         </w:rPr>
-        <w:t>Name tents:</w:t>
-      </w:r>
-      <w:r>
-        <w:rPr>
+        <w:t>Name tents</w:t>
+      </w:r>
+      <w:proofErr w:type="gramStart"/>
+      <w:r>
+        <w:rPr>
+          <w:i/>
+          <w:iCs/>
           <w:sz w:val="22"/>
           <w:szCs w:val="22"/>
         </w:rPr>
-        <w:t xml:space="preserve">  I will distribute name tents for you to display during class.  Please bring </w:t>
+        <w:t>:</w:t>
       </w:r>
       <w:r>
         <w:rPr>
           <w:sz w:val="22"/>
           <w:szCs w:val="22"/>
         </w:rPr>
+        <w:t xml:space="preserve">  I</w:t>
+      </w:r>
+      <w:proofErr w:type="gramEnd"/>
+      <w:r>
+        <w:rPr>
+          <w:sz w:val="22"/>
+          <w:szCs w:val="22"/>
+        </w:rPr>
+        <w:t xml:space="preserve"> will distribute name tents for you to display during class.  Please bring </w:t>
+      </w:r>
+      <w:r>
+        <w:rPr>
+          <w:sz w:val="22"/>
+          <w:szCs w:val="22"/>
+        </w:rPr>
         <w:t xml:space="preserve">and display </w:t>
       </w:r>
+      <w:proofErr w:type="gramStart"/>
       <w:r>
         <w:rPr>
           <w:sz w:val="22"/>
           <w:szCs w:val="22"/>
         </w:rPr>
-        <w:t xml:space="preserve">them each class </w:t>
+        <w:t>them</w:t>
+      </w:r>
+      <w:proofErr w:type="gramEnd"/>
+      <w:r>
+        <w:rPr>
+          <w:sz w:val="22"/>
+          <w:szCs w:val="22"/>
+        </w:rPr>
+        <w:t xml:space="preserve"> each class </w:t>
       </w:r>
       <w:r>
         <w:rPr>
@@ -7360,7 +7980,23 @@
           <w:sz w:val="22"/>
           <w:szCs w:val="22"/>
         </w:rPr>
-        <w:t xml:space="preserve">: The Rice University Honor Code applies to all work in this course.  The intent of the Honor Code in general and specifically in this course is to ensure that each student claims and receives credit for their own efforts.  The intent is not to limit the valuable exchange of ideas through </w:t>
+        <w:t xml:space="preserve">: The Rice University Honor Code applies to all work </w:t>
+      </w:r>
+      <w:proofErr w:type="gramStart"/>
+      <w:r>
+        <w:rPr>
+          <w:sz w:val="22"/>
+          <w:szCs w:val="22"/>
+        </w:rPr>
+        <w:t>in</w:t>
+      </w:r>
+      <w:proofErr w:type="gramEnd"/>
+      <w:r>
+        <w:rPr>
+          <w:sz w:val="22"/>
+          <w:szCs w:val="22"/>
+        </w:rPr>
+        <w:t xml:space="preserve"> this course.  The intent of the Honor Code in general and specifically in this course is to ensure that each student claims and receives credit for their own efforts.  The intent is not to limit the valuable exchange of ideas through </w:t>
       </w:r>
       <w:r>
         <w:rPr>
@@ -7604,7 +8240,7 @@
         <w:sz w:val="18"/>
         <w:szCs w:val="18"/>
       </w:rPr>
-      <w:t>2025</w:t>
+      <w:t>2026</w:t>
     </w:r>
   </w:p>
 </w:ftr>

--- a/busi_448_syllabus.docx
+++ b/busi_448_syllabus.docx
@@ -129,13 +129,7 @@
               <w:rPr>
                 <w:sz w:val="16"/>
               </w:rPr>
-              <w:t>1</w:t>
-            </w:r>
-            <w:r>
-              <w:rPr>
-                <w:sz w:val="16"/>
-              </w:rPr>
-              <w:t>9</w:t>
+              <w:t>20</w:t>
             </w:r>
             <w:r>
               <w:rPr>
@@ -340,15 +334,7 @@
           <w:rFonts w:ascii="Times New Roman" w:hAnsi="Times New Roman" w:cs="Times New Roman"/>
           <w:szCs w:val="22"/>
         </w:rPr>
-        <w:t>Class Time</w:t>
-      </w:r>
-      <w:proofErr w:type="gramStart"/>
-      <w:r>
-        <w:rPr>
-          <w:rFonts w:ascii="Times New Roman" w:hAnsi="Times New Roman" w:cs="Times New Roman"/>
-          <w:szCs w:val="22"/>
-        </w:rPr>
-        <w:t>:</w:t>
+        <w:t>Class Time:</w:t>
       </w:r>
       <w:r>
         <w:rPr>
@@ -363,15 +349,7 @@
           <w:szCs w:val="22"/>
         </w:rPr>
         <w:tab/>
-        <w:t>Tues</w:t>
-      </w:r>
-      <w:proofErr w:type="gramEnd"/>
-      <w:r>
-        <w:rPr>
-          <w:rFonts w:ascii="Times New Roman" w:hAnsi="Times New Roman" w:cs="Times New Roman"/>
-          <w:szCs w:val="22"/>
-        </w:rPr>
-        <w:t xml:space="preserve">/Thur, </w:t>
+        <w:t xml:space="preserve">Tues/Thur, </w:t>
       </w:r>
       <w:r>
         <w:rPr>
@@ -477,15 +455,7 @@
           <w:rFonts w:ascii="Times New Roman" w:hAnsi="Times New Roman" w:cs="Times New Roman"/>
           <w:szCs w:val="22"/>
         </w:rPr>
-        <w:t>Professor</w:t>
-      </w:r>
-      <w:proofErr w:type="gramStart"/>
-      <w:r>
-        <w:rPr>
-          <w:rFonts w:ascii="Times New Roman" w:hAnsi="Times New Roman" w:cs="Times New Roman"/>
-          <w:szCs w:val="22"/>
-        </w:rPr>
-        <w:t>:</w:t>
+        <w:t>Professor:</w:t>
       </w:r>
       <w:r>
         <w:rPr>
@@ -500,15 +470,7 @@
           <w:szCs w:val="22"/>
         </w:rPr>
         <w:tab/>
-        <w:t>Kevin</w:t>
-      </w:r>
-      <w:proofErr w:type="gramEnd"/>
-      <w:r>
-        <w:rPr>
-          <w:rFonts w:ascii="Times New Roman" w:hAnsi="Times New Roman" w:cs="Times New Roman"/>
-          <w:szCs w:val="22"/>
-        </w:rPr>
-        <w:t xml:space="preserve"> Crotty</w:t>
+        <w:t>Kevin Crotty</w:t>
       </w:r>
     </w:p>
     <w:p>
@@ -638,15 +600,7 @@
           <w:rFonts w:ascii="Times New Roman" w:hAnsi="Times New Roman" w:cs="Times New Roman"/>
           <w:szCs w:val="22"/>
         </w:rPr>
-        <w:t>Office Hours</w:t>
-      </w:r>
-      <w:proofErr w:type="gramStart"/>
-      <w:r>
-        <w:rPr>
-          <w:rFonts w:ascii="Times New Roman" w:hAnsi="Times New Roman" w:cs="Times New Roman"/>
-          <w:szCs w:val="22"/>
-        </w:rPr>
-        <w:t>:</w:t>
+        <w:t>Office Hours:</w:t>
       </w:r>
       <w:r>
         <w:rPr>
@@ -669,7 +623,6 @@
         </w:rPr>
         <w:t>Thursday</w:t>
       </w:r>
-      <w:proofErr w:type="gramEnd"/>
       <w:r>
         <w:rPr>
           <w:rFonts w:ascii="Times New Roman" w:hAnsi="Times New Roman" w:cs="Times New Roman"/>
@@ -745,46 +698,14 @@
           <w:rFonts w:ascii="Times New Roman" w:hAnsi="Times New Roman" w:cs="Times New Roman"/>
           <w:szCs w:val="22"/>
         </w:rPr>
-        <w:t xml:space="preserve">alternate </w:t>
-      </w:r>
-      <w:proofErr w:type="gramStart"/>
-      <w:r>
-        <w:rPr>
-          <w:rFonts w:ascii="Times New Roman" w:hAnsi="Times New Roman" w:cs="Times New Roman"/>
-          <w:szCs w:val="22"/>
-        </w:rPr>
-        <w:t>times</w:t>
-      </w:r>
-      <w:r>
-        <w:rPr>
-          <w:rFonts w:ascii="Times New Roman" w:hAnsi="Times New Roman" w:cs="Times New Roman"/>
-          <w:szCs w:val="22"/>
-        </w:rPr>
-        <w:t>, but</w:t>
-      </w:r>
-      <w:proofErr w:type="gramEnd"/>
-      <w:r>
-        <w:rPr>
-          <w:rFonts w:ascii="Times New Roman" w:hAnsi="Times New Roman" w:cs="Times New Roman"/>
-          <w:szCs w:val="22"/>
-        </w:rPr>
-        <w:t xml:space="preserve"> be aware my spring schedule is </w:t>
-      </w:r>
-      <w:proofErr w:type="gramStart"/>
-      <w:r>
-        <w:rPr>
-          <w:rFonts w:ascii="Times New Roman" w:hAnsi="Times New Roman" w:cs="Times New Roman"/>
-          <w:szCs w:val="22"/>
-        </w:rPr>
-        <w:t>fairly crowded</w:t>
-      </w:r>
-      <w:proofErr w:type="gramEnd"/>
-      <w:r>
-        <w:rPr>
-          <w:rFonts w:ascii="Times New Roman" w:hAnsi="Times New Roman" w:cs="Times New Roman"/>
-          <w:szCs w:val="22"/>
-        </w:rPr>
-        <w:t>.</w:t>
+        <w:t>alternate times</w:t>
+      </w:r>
+      <w:r>
+        <w:rPr>
+          <w:rFonts w:ascii="Times New Roman" w:hAnsi="Times New Roman" w:cs="Times New Roman"/>
+          <w:szCs w:val="22"/>
+        </w:rPr>
+        <w:t>, but be aware my spring schedule is fairly crowded.</w:t>
       </w:r>
     </w:p>
     <w:p>
@@ -1368,47 +1289,19 @@
         <w:rPr>
           <w:rFonts w:ascii="Times New Roman" w:hAnsi="Times New Roman"/>
         </w:rPr>
-        <w:t xml:space="preserve">Throughout the course, we will have one eye on theory and one on practical implementation. The goal is for each student to develop a </w:t>
-      </w:r>
-      <w:proofErr w:type="gramStart"/>
+        <w:t xml:space="preserve">Throughout the course, we will have one eye on theory and one on practical implementation. The goal is for each student to develop a fairly robust understanding of the theory of risk and return and to be exposed to a core set of analytical portfolio management tools. By the end of the </w:t>
+      </w:r>
       <w:r>
         <w:rPr>
           <w:rFonts w:ascii="Times New Roman" w:hAnsi="Times New Roman"/>
         </w:rPr>
-        <w:t>fairly robust</w:t>
-      </w:r>
-      <w:proofErr w:type="gramEnd"/>
+        <w:t>course</w:t>
+      </w:r>
       <w:r>
         <w:rPr>
           <w:rFonts w:ascii="Times New Roman" w:hAnsi="Times New Roman"/>
         </w:rPr>
-        <w:t xml:space="preserve"> understanding of the theory of risk and return and to be exposed to a core set of analytical portfolio management tools. By the end of the </w:t>
-      </w:r>
-      <w:r>
-        <w:rPr>
-          <w:rFonts w:ascii="Times New Roman" w:hAnsi="Times New Roman"/>
-        </w:rPr>
-        <w:t>course</w:t>
-      </w:r>
-      <w:r>
-        <w:rPr>
-          <w:rFonts w:ascii="Times New Roman" w:hAnsi="Times New Roman"/>
-        </w:rPr>
-        <w:t xml:space="preserve">, each student should </w:t>
-      </w:r>
-      <w:proofErr w:type="gramStart"/>
-      <w:r>
-        <w:rPr>
-          <w:rFonts w:ascii="Times New Roman" w:hAnsi="Times New Roman"/>
-        </w:rPr>
-        <w:t>have an understanding of</w:t>
-      </w:r>
-      <w:proofErr w:type="gramEnd"/>
-      <w:r>
-        <w:rPr>
-          <w:rFonts w:ascii="Times New Roman" w:hAnsi="Times New Roman"/>
-        </w:rPr>
-        <w:t xml:space="preserve"> the historical risk and return behavior of major asset classes and a foundational understanding of investment management practices.</w:t>
+        <w:t>, each student should have an understanding of the historical risk and return behavior of major asset classes and a foundational understanding of investment management practices.</w:t>
       </w:r>
     </w:p>
     <w:p>
@@ -1564,7 +1457,6 @@
         </w:rPr>
         <w:t xml:space="preserve">anvas, and I am </w:t>
       </w:r>
-      <w:proofErr w:type="gramStart"/>
       <w:r>
         <w:rPr>
           <w:rFonts w:ascii="Times New Roman" w:hAnsi="Times New Roman"/>
@@ -1575,14 +1467,7 @@
         <w:rPr>
           <w:rFonts w:ascii="Times New Roman" w:hAnsi="Times New Roman"/>
         </w:rPr>
-        <w:t>agnostic</w:t>
-      </w:r>
-      <w:proofErr w:type="gramEnd"/>
-      <w:r>
-        <w:rPr>
-          <w:rFonts w:ascii="Times New Roman" w:hAnsi="Times New Roman"/>
-        </w:rPr>
-        <w:t xml:space="preserve"> about the software used to arrive at the answer.  However, </w:t>
+        <w:t xml:space="preserve">agnostic about the software used to arrive at the answer.  However, </w:t>
       </w:r>
       <w:r>
         <w:rPr>
@@ -1966,21 +1851,7 @@
             <w:rStyle w:val="Hyperlink"/>
             <w:rFonts w:ascii="Times New Roman" w:hAnsi="Times New Roman"/>
           </w:rPr>
-          <w:t>https://wesmckin</w:t>
-        </w:r>
-        <w:r>
-          <w:rPr>
-            <w:rStyle w:val="Hyperlink"/>
-            <w:rFonts w:ascii="Times New Roman" w:hAnsi="Times New Roman"/>
-          </w:rPr>
-          <w:t>n</w:t>
-        </w:r>
-        <w:r>
-          <w:rPr>
-            <w:rStyle w:val="Hyperlink"/>
-            <w:rFonts w:ascii="Times New Roman" w:hAnsi="Times New Roman"/>
-          </w:rPr>
-          <w:t>ey.com/book/</w:t>
+          <w:t>https://wesmckinney.com/book/</w:t>
         </w:r>
       </w:hyperlink>
       <w:r>
@@ -2005,19 +1876,11 @@
           <w:rFonts w:ascii="Times New Roman" w:hAnsi="Times New Roman"/>
         </w:rPr>
       </w:pPr>
-      <w:proofErr w:type="gramStart"/>
       <w:r>
         <w:rPr>
           <w:rFonts w:ascii="Times New Roman" w:hAnsi="Times New Roman"/>
         </w:rPr>
-        <w:t>A number of</w:t>
-      </w:r>
-      <w:proofErr w:type="gramEnd"/>
-      <w:r>
-        <w:rPr>
-          <w:rFonts w:ascii="Times New Roman" w:hAnsi="Times New Roman"/>
-        </w:rPr>
-        <w:t xml:space="preserve"> the concepts we’ll discuss are visualized on the </w:t>
+        <w:t xml:space="preserve">A number of the concepts we’ll discuss are visualized on the </w:t>
       </w:r>
       <w:hyperlink r:id="rId12" w:history="1">
         <w:r>
@@ -2025,21 +1888,7 @@
             <w:rStyle w:val="Hyperlink"/>
             <w:rFonts w:ascii="Times New Roman" w:hAnsi="Times New Roman"/>
           </w:rPr>
-          <w:t>Rice Busin</w:t>
-        </w:r>
-        <w:r>
-          <w:rPr>
-            <w:rStyle w:val="Hyperlink"/>
-            <w:rFonts w:ascii="Times New Roman" w:hAnsi="Times New Roman"/>
-          </w:rPr>
-          <w:t>e</w:t>
-        </w:r>
-        <w:r>
-          <w:rPr>
-            <w:rStyle w:val="Hyperlink"/>
-            <w:rFonts w:ascii="Times New Roman" w:hAnsi="Times New Roman"/>
-          </w:rPr>
-          <w:t>ss Learn Investments Dashboard</w:t>
+          <w:t>Rice Business Learn Investments Dashboard</w:t>
         </w:r>
       </w:hyperlink>
       <w:r>
@@ -2704,23 +2553,7 @@
           <w:rFonts w:ascii="Times New Roman" w:hAnsi="Times New Roman" w:cs="Times New Roman"/>
           <w:szCs w:val="22"/>
         </w:rPr>
-        <w:t xml:space="preserve">administered through Canvas.  The objective of the problem </w:t>
-      </w:r>
-      <w:proofErr w:type="gramStart"/>
-      <w:r>
-        <w:rPr>
-          <w:rFonts w:ascii="Times New Roman" w:hAnsi="Times New Roman" w:cs="Times New Roman"/>
-          <w:szCs w:val="22"/>
-        </w:rPr>
-        <w:t>sets</w:t>
-      </w:r>
-      <w:proofErr w:type="gramEnd"/>
-      <w:r>
-        <w:rPr>
-          <w:rFonts w:ascii="Times New Roman" w:hAnsi="Times New Roman" w:cs="Times New Roman"/>
-          <w:szCs w:val="22"/>
-        </w:rPr>
-        <w:t xml:space="preserve"> is to ensure that you are spending some time thinking about the material we cover.</w:t>
+        <w:t>administered through Canvas.  The objective of the problem sets is to ensure that you are spending some time thinking about the material we cover.</w:t>
       </w:r>
       <w:r>
         <w:rPr>
@@ -2804,23 +2637,7 @@
           <w:rFonts w:ascii="Times New Roman" w:hAnsi="Times New Roman" w:cs="Times New Roman"/>
           <w:szCs w:val="22"/>
         </w:rPr>
-        <w:t xml:space="preserve">prior to the due date.  Any accepted late assignments are usually </w:t>
-      </w:r>
-      <w:proofErr w:type="gramStart"/>
-      <w:r>
-        <w:rPr>
-          <w:rFonts w:ascii="Times New Roman" w:hAnsi="Times New Roman" w:cs="Times New Roman"/>
-          <w:szCs w:val="22"/>
-        </w:rPr>
-        <w:t>assessed</w:t>
-      </w:r>
-      <w:proofErr w:type="gramEnd"/>
-      <w:r>
-        <w:rPr>
-          <w:rFonts w:ascii="Times New Roman" w:hAnsi="Times New Roman" w:cs="Times New Roman"/>
-          <w:szCs w:val="22"/>
-        </w:rPr>
-        <w:t xml:space="preserve"> a deduction to be fair to other students.</w:t>
+        <w:t>prior to the due date.  Any accepted late assignments are usually assessed a deduction to be fair to other students.</w:t>
       </w:r>
       <w:r>
         <w:rPr>
@@ -2943,25 +2760,7 @@
           <w:b/>
           <w:szCs w:val="22"/>
         </w:rPr>
-        <w:t xml:space="preserve">Please display your name </w:t>
-      </w:r>
-      <w:proofErr w:type="gramStart"/>
-      <w:r>
-        <w:rPr>
-          <w:rFonts w:ascii="Times New Roman" w:hAnsi="Times New Roman" w:cs="Times New Roman"/>
-          <w:b/>
-          <w:szCs w:val="22"/>
-        </w:rPr>
-        <w:t>placard</w:t>
-      </w:r>
-      <w:proofErr w:type="gramEnd"/>
-      <w:r>
-        <w:rPr>
-          <w:rFonts w:ascii="Times New Roman" w:hAnsi="Times New Roman" w:cs="Times New Roman"/>
-          <w:b/>
-          <w:szCs w:val="22"/>
-        </w:rPr>
-        <w:t xml:space="preserve"> each class meeting</w:t>
+        <w:t>Please display your name placard each class meeting</w:t>
       </w:r>
       <w:r>
         <w:rPr>
@@ -3057,25 +2856,7 @@
           <w:bCs/>
           <w:szCs w:val="22"/>
         </w:rPr>
-        <w:t xml:space="preserve">  I may occasionally administer an in-class Canvas-based quiz </w:t>
-      </w:r>
-      <w:proofErr w:type="gramStart"/>
-      <w:r>
-        <w:rPr>
-          <w:rFonts w:ascii="Times New Roman" w:hAnsi="Times New Roman" w:cs="Times New Roman"/>
-          <w:bCs/>
-          <w:szCs w:val="22"/>
-        </w:rPr>
-        <w:t>in order to</w:t>
-      </w:r>
-      <w:proofErr w:type="gramEnd"/>
-      <w:r>
-        <w:rPr>
-          <w:rFonts w:ascii="Times New Roman" w:hAnsi="Times New Roman" w:cs="Times New Roman"/>
-          <w:bCs/>
-          <w:szCs w:val="22"/>
-        </w:rPr>
-        <w:t xml:space="preserve"> assess attendance.</w:t>
+        <w:t xml:space="preserve">  I may occasionally administer an in-class Canvas-based quiz in order to assess attendance.</w:t>
       </w:r>
     </w:p>
     <w:p>
@@ -3251,25 +3032,8 @@
           <w:rFonts w:ascii="Times New Roman" w:hAnsi="Times New Roman" w:cs="Times New Roman"/>
           <w:szCs w:val="22"/>
         </w:rPr>
-        <w:t xml:space="preserve">I </w:t>
-      </w:r>
-      <w:proofErr w:type="gramStart"/>
-      <w:r>
-        <w:rPr>
-          <w:rFonts w:ascii="Times New Roman" w:hAnsi="Times New Roman" w:cs="Times New Roman"/>
-          <w:szCs w:val="22"/>
-        </w:rPr>
-        <w:t>will be</w:t>
-      </w:r>
-      <w:proofErr w:type="gramEnd"/>
-      <w:r>
-        <w:rPr>
-          <w:rFonts w:ascii="Times New Roman" w:hAnsi="Times New Roman" w:cs="Times New Roman"/>
-          <w:szCs w:val="22"/>
-        </w:rPr>
-        <w:t xml:space="preserve"> </w:t>
-      </w:r>
-      <w:proofErr w:type="gramStart"/>
+        <w:t xml:space="preserve">I will be </w:t>
+      </w:r>
       <w:r>
         <w:rPr>
           <w:rFonts w:ascii="Times New Roman" w:hAnsi="Times New Roman" w:cs="Times New Roman"/>
@@ -3277,7 +3041,6 @@
         </w:rPr>
         <w:t>clarify</w:t>
       </w:r>
-      <w:proofErr w:type="gramEnd"/>
       <w:r>
         <w:rPr>
           <w:rFonts w:ascii="Times New Roman" w:hAnsi="Times New Roman" w:cs="Times New Roman"/>
@@ -3304,23 +3067,7 @@
           <w:rFonts w:ascii="Times New Roman" w:hAnsi="Times New Roman" w:cs="Times New Roman"/>
           <w:szCs w:val="22"/>
         </w:rPr>
-        <w:t xml:space="preserve">, Python, Excel, or R to </w:t>
-      </w:r>
-      <w:proofErr w:type="gramStart"/>
-      <w:r>
-        <w:rPr>
-          <w:rFonts w:ascii="Times New Roman" w:hAnsi="Times New Roman" w:cs="Times New Roman"/>
-          <w:szCs w:val="22"/>
-        </w:rPr>
-        <w:t>work</w:t>
-      </w:r>
-      <w:proofErr w:type="gramEnd"/>
-      <w:r>
-        <w:rPr>
-          <w:rFonts w:ascii="Times New Roman" w:hAnsi="Times New Roman" w:cs="Times New Roman"/>
-          <w:szCs w:val="22"/>
-        </w:rPr>
-        <w:t xml:space="preserve"> the problems.</w:t>
+        <w:t>, Python, Excel, or R to work the problems.</w:t>
       </w:r>
     </w:p>
     <w:p>
@@ -3499,23 +3246,7 @@
           <w:rFonts w:ascii="Times New Roman" w:hAnsi="Times New Roman" w:cs="Times New Roman"/>
           <w:szCs w:val="22"/>
         </w:rPr>
-        <w:t xml:space="preserve">You may use the Learn Investments Dashboard, Google Colab, Python, Excel, or R to </w:t>
-      </w:r>
-      <w:proofErr w:type="gramStart"/>
-      <w:r>
-        <w:rPr>
-          <w:rFonts w:ascii="Times New Roman" w:hAnsi="Times New Roman" w:cs="Times New Roman"/>
-          <w:szCs w:val="22"/>
-        </w:rPr>
-        <w:t>work</w:t>
-      </w:r>
-      <w:proofErr w:type="gramEnd"/>
-      <w:r>
-        <w:rPr>
-          <w:rFonts w:ascii="Times New Roman" w:hAnsi="Times New Roman" w:cs="Times New Roman"/>
-          <w:szCs w:val="22"/>
-        </w:rPr>
-        <w:t xml:space="preserve"> the problems.</w:t>
+        <w:t>You may use the Learn Investments Dashboard, Google Colab, Python, Excel, or R to work the problems.</w:t>
       </w:r>
       <w:r>
         <w:rPr>
@@ -4036,21 +3767,7 @@
                 <w:rFonts w:ascii="Times New Roman" w:hAnsi="Times New Roman" w:cs="Times New Roman"/>
                 <w:sz w:val="20"/>
               </w:rPr>
-              <w:t xml:space="preserve">Jan </w:t>
-            </w:r>
-            <w:r>
-              <w:rPr>
-                <w:rFonts w:ascii="Times New Roman" w:hAnsi="Times New Roman" w:cs="Times New Roman"/>
-                <w:sz w:val="20"/>
-              </w:rPr>
-              <w:t>2</w:t>
-            </w:r>
-            <w:r>
-              <w:rPr>
-                <w:rFonts w:ascii="Times New Roman" w:hAnsi="Times New Roman" w:cs="Times New Roman"/>
-                <w:sz w:val="20"/>
-              </w:rPr>
-              <w:t>0</w:t>
+              <w:t>Jan 20</w:t>
             </w:r>
           </w:p>
         </w:tc>
@@ -4116,6 +3833,13 @@
                 <w:sz w:val="20"/>
               </w:rPr>
             </w:pPr>
+            <w:r>
+              <w:rPr>
+                <w:rFonts w:ascii="Times New Roman" w:hAnsi="Times New Roman" w:cs="Times New Roman"/>
+                <w:sz w:val="20"/>
+              </w:rPr>
+              <w:t>PS 1</w:t>
+            </w:r>
           </w:p>
         </w:tc>
       </w:tr>
@@ -4164,21 +3888,7 @@
                 <w:rFonts w:ascii="Times New Roman" w:hAnsi="Times New Roman" w:cs="Times New Roman"/>
                 <w:sz w:val="20"/>
               </w:rPr>
-              <w:t xml:space="preserve">Jan </w:t>
-            </w:r>
-            <w:r>
-              <w:rPr>
-                <w:rFonts w:ascii="Times New Roman" w:hAnsi="Times New Roman" w:cs="Times New Roman"/>
-                <w:sz w:val="20"/>
-              </w:rPr>
-              <w:t>2</w:t>
-            </w:r>
-            <w:r>
-              <w:rPr>
-                <w:rFonts w:ascii="Times New Roman" w:hAnsi="Times New Roman" w:cs="Times New Roman"/>
-                <w:sz w:val="20"/>
-              </w:rPr>
-              <w:t>2</w:t>
+              <w:t>Jan 22</w:t>
             </w:r>
           </w:p>
         </w:tc>
@@ -4300,14 +4010,7 @@
                 <w:rFonts w:ascii="Times New Roman" w:hAnsi="Times New Roman" w:cs="Times New Roman"/>
                 <w:sz w:val="20"/>
               </w:rPr>
-              <w:t>Jan 2</w:t>
-            </w:r>
-            <w:r>
-              <w:rPr>
-                <w:rFonts w:ascii="Times New Roman" w:hAnsi="Times New Roman" w:cs="Times New Roman"/>
-                <w:sz w:val="20"/>
-              </w:rPr>
-              <w:t>7</w:t>
+              <w:t>Jan 27</w:t>
             </w:r>
           </w:p>
         </w:tc>
@@ -4363,7 +4066,7 @@
                 <w:rFonts w:ascii="Times New Roman" w:hAnsi="Times New Roman" w:cs="Times New Roman"/>
                 <w:sz w:val="20"/>
               </w:rPr>
-              <w:t>PS 1</w:t>
+              <w:t>PS 2</w:t>
             </w:r>
           </w:p>
         </w:tc>
@@ -4413,14 +4116,7 @@
                 <w:rFonts w:ascii="Times New Roman" w:hAnsi="Times New Roman" w:cs="Times New Roman"/>
                 <w:sz w:val="20"/>
               </w:rPr>
-              <w:t xml:space="preserve">Jan </w:t>
-            </w:r>
-            <w:r>
-              <w:rPr>
-                <w:rFonts w:ascii="Times New Roman" w:hAnsi="Times New Roman" w:cs="Times New Roman"/>
-                <w:sz w:val="20"/>
-              </w:rPr>
-              <w:t>29</w:t>
+              <w:t>Jan 29</w:t>
             </w:r>
           </w:p>
         </w:tc>
@@ -4548,14 +4244,7 @@
                 <w:rFonts w:ascii="Times New Roman" w:hAnsi="Times New Roman" w:cs="Times New Roman"/>
                 <w:sz w:val="20"/>
               </w:rPr>
-              <w:t xml:space="preserve">Feb </w:t>
-            </w:r>
-            <w:r>
-              <w:rPr>
-                <w:rFonts w:ascii="Times New Roman" w:hAnsi="Times New Roman" w:cs="Times New Roman"/>
-                <w:sz w:val="20"/>
-              </w:rPr>
-              <w:t>3</w:t>
+              <w:t>Feb 3</w:t>
             </w:r>
           </w:p>
         </w:tc>
@@ -4610,7 +4299,7 @@
                 <w:rFonts w:ascii="Times New Roman" w:hAnsi="Times New Roman" w:cs="Times New Roman"/>
                 <w:sz w:val="20"/>
               </w:rPr>
-              <w:t>PS 2</w:t>
+              <w:t>PS 3</w:t>
             </w:r>
           </w:p>
         </w:tc>
@@ -4660,14 +4349,7 @@
                 <w:rFonts w:ascii="Times New Roman" w:hAnsi="Times New Roman" w:cs="Times New Roman"/>
                 <w:sz w:val="20"/>
               </w:rPr>
-              <w:t xml:space="preserve">Feb </w:t>
-            </w:r>
-            <w:r>
-              <w:rPr>
-                <w:rFonts w:ascii="Times New Roman" w:hAnsi="Times New Roman" w:cs="Times New Roman"/>
-                <w:sz w:val="20"/>
-              </w:rPr>
-              <w:t>5</w:t>
+              <w:t>Feb 5</w:t>
             </w:r>
           </w:p>
         </w:tc>
@@ -4766,21 +4448,7 @@
                 <w:rFonts w:ascii="Times New Roman" w:hAnsi="Times New Roman" w:cs="Times New Roman"/>
                 <w:sz w:val="20"/>
               </w:rPr>
-              <w:t xml:space="preserve">Feb </w:t>
-            </w:r>
-            <w:r>
-              <w:rPr>
-                <w:rFonts w:ascii="Times New Roman" w:hAnsi="Times New Roman" w:cs="Times New Roman"/>
-                <w:sz w:val="20"/>
-              </w:rPr>
-              <w:t>1</w:t>
-            </w:r>
-            <w:r>
-              <w:rPr>
-                <w:rFonts w:ascii="Times New Roman" w:hAnsi="Times New Roman" w:cs="Times New Roman"/>
-                <w:sz w:val="20"/>
-              </w:rPr>
-              <w:t>0</w:t>
+              <w:t>Feb 10</w:t>
             </w:r>
           </w:p>
         </w:tc>
@@ -4842,7 +4510,7 @@
                 <w:rFonts w:ascii="Times New Roman" w:hAnsi="Times New Roman" w:cs="Times New Roman"/>
                 <w:sz w:val="20"/>
               </w:rPr>
-              <w:t>PS 3</w:t>
+              <w:t>PS 4</w:t>
             </w:r>
           </w:p>
         </w:tc>
@@ -4885,21 +4553,7 @@
                 <w:rFonts w:ascii="Times New Roman" w:hAnsi="Times New Roman" w:cs="Times New Roman"/>
                 <w:sz w:val="20"/>
               </w:rPr>
-              <w:t xml:space="preserve">Feb </w:t>
-            </w:r>
-            <w:r>
-              <w:rPr>
-                <w:rFonts w:ascii="Times New Roman" w:hAnsi="Times New Roman" w:cs="Times New Roman"/>
-                <w:sz w:val="20"/>
-              </w:rPr>
-              <w:t>1</w:t>
-            </w:r>
-            <w:r>
-              <w:rPr>
-                <w:rFonts w:ascii="Times New Roman" w:hAnsi="Times New Roman" w:cs="Times New Roman"/>
-                <w:sz w:val="20"/>
-              </w:rPr>
-              <w:t>2</w:t>
+              <w:t>Feb 12</w:t>
             </w:r>
           </w:p>
         </w:tc>
@@ -5005,14 +4659,7 @@
                 <w:rFonts w:ascii="Times New Roman" w:hAnsi="Times New Roman" w:cs="Times New Roman"/>
                 <w:sz w:val="20"/>
               </w:rPr>
-              <w:t>Feb 1</w:t>
-            </w:r>
-            <w:r>
-              <w:rPr>
-                <w:rFonts w:ascii="Times New Roman" w:hAnsi="Times New Roman" w:cs="Times New Roman"/>
-                <w:sz w:val="20"/>
-              </w:rPr>
-              <w:t>7</w:t>
+              <w:t>Feb 17</w:t>
             </w:r>
           </w:p>
         </w:tc>
@@ -5067,7 +4714,7 @@
                 <w:rFonts w:ascii="Times New Roman" w:hAnsi="Times New Roman" w:cs="Times New Roman"/>
                 <w:sz w:val="20"/>
               </w:rPr>
-              <w:t>PS 4</w:t>
+              <w:t>PS 5</w:t>
             </w:r>
           </w:p>
         </w:tc>
@@ -5117,14 +4764,7 @@
                 <w:rFonts w:ascii="Times New Roman" w:hAnsi="Times New Roman" w:cs="Times New Roman"/>
                 <w:sz w:val="20"/>
               </w:rPr>
-              <w:t xml:space="preserve">Feb </w:t>
-            </w:r>
-            <w:r>
-              <w:rPr>
-                <w:rFonts w:ascii="Times New Roman" w:hAnsi="Times New Roman" w:cs="Times New Roman"/>
-                <w:sz w:val="20"/>
-              </w:rPr>
-              <w:t>19</w:t>
+              <w:t>Feb 19</w:t>
             </w:r>
           </w:p>
         </w:tc>
@@ -5140,21 +4780,12 @@
                 <w:sz w:val="20"/>
               </w:rPr>
             </w:pPr>
-            <w:proofErr w:type="gramStart"/>
-            <w:r>
-              <w:rPr>
-                <w:rFonts w:ascii="Times New Roman" w:hAnsi="Times New Roman" w:cs="Times New Roman"/>
-                <w:sz w:val="20"/>
-              </w:rPr>
-              <w:t>Short-selling</w:t>
-            </w:r>
-            <w:proofErr w:type="gramEnd"/>
-            <w:r>
-              <w:rPr>
-                <w:rFonts w:ascii="Times New Roman" w:hAnsi="Times New Roman" w:cs="Times New Roman"/>
-                <w:sz w:val="20"/>
-              </w:rPr>
-              <w:t xml:space="preserve"> + Limits to arbitrage</w:t>
+            <w:r>
+              <w:rPr>
+                <w:rFonts w:ascii="Times New Roman" w:hAnsi="Times New Roman" w:cs="Times New Roman"/>
+                <w:sz w:val="20"/>
+              </w:rPr>
+              <w:t>Short-selling + Limits to arbitrage</w:t>
             </w:r>
           </w:p>
         </w:tc>
@@ -5230,14 +4861,7 @@
                 <w:rFonts w:ascii="Times New Roman" w:hAnsi="Times New Roman" w:cs="Times New Roman"/>
                 <w:sz w:val="20"/>
               </w:rPr>
-              <w:t>Feb 2</w:t>
-            </w:r>
-            <w:r>
-              <w:rPr>
-                <w:rFonts w:ascii="Times New Roman" w:hAnsi="Times New Roman" w:cs="Times New Roman"/>
-                <w:sz w:val="20"/>
-              </w:rPr>
-              <w:t>4</w:t>
+              <w:t>Feb 24</w:t>
             </w:r>
           </w:p>
         </w:tc>
@@ -5330,7 +4954,7 @@
                 <w:rFonts w:ascii="Times New Roman" w:hAnsi="Times New Roman" w:cs="Times New Roman"/>
                 <w:sz w:val="20"/>
               </w:rPr>
-              <w:t>PS 5</w:t>
+              <w:t>PS 6</w:t>
             </w:r>
           </w:p>
         </w:tc>
@@ -5380,14 +5004,7 @@
                 <w:rFonts w:ascii="Times New Roman" w:hAnsi="Times New Roman" w:cs="Times New Roman"/>
                 <w:sz w:val="20"/>
               </w:rPr>
-              <w:t>Feb 2</w:t>
-            </w:r>
-            <w:r>
-              <w:rPr>
-                <w:rFonts w:ascii="Times New Roman" w:hAnsi="Times New Roman" w:cs="Times New Roman"/>
-                <w:sz w:val="20"/>
-              </w:rPr>
-              <w:t>6</w:t>
+              <w:t>Feb 26</w:t>
             </w:r>
           </w:p>
         </w:tc>
@@ -5428,14 +5045,7 @@
                 <w:rFonts w:ascii="Times New Roman" w:hAnsi="Times New Roman" w:cs="Times New Roman"/>
                 <w:sz w:val="20"/>
               </w:rPr>
-              <w:t xml:space="preserve">BKM </w:t>
-            </w:r>
-            <w:r>
-              <w:rPr>
-                <w:rFonts w:ascii="Times New Roman" w:hAnsi="Times New Roman" w:cs="Times New Roman"/>
-                <w:sz w:val="20"/>
-              </w:rPr>
-              <w:t>7</w:t>
+              <w:t>BKM 7</w:t>
             </w:r>
           </w:p>
         </w:tc>
@@ -5498,14 +5108,7 @@
                 <w:rFonts w:ascii="Times New Roman" w:hAnsi="Times New Roman" w:cs="Times New Roman"/>
                 <w:sz w:val="20"/>
               </w:rPr>
-              <w:t xml:space="preserve">Mar </w:t>
-            </w:r>
-            <w:r>
-              <w:rPr>
-                <w:rFonts w:ascii="Times New Roman" w:hAnsi="Times New Roman" w:cs="Times New Roman"/>
-                <w:sz w:val="20"/>
-              </w:rPr>
-              <w:t>3</w:t>
+              <w:t>Mar 3</w:t>
             </w:r>
           </w:p>
         </w:tc>
@@ -5526,14 +5129,7 @@
                 <w:rFonts w:ascii="Times New Roman" w:hAnsi="Times New Roman" w:cs="Times New Roman"/>
                 <w:sz w:val="20"/>
               </w:rPr>
-              <w:t>Portfolios: Practice</w:t>
-            </w:r>
-            <w:r>
-              <w:rPr>
-                <w:rFonts w:ascii="Times New Roman" w:hAnsi="Times New Roman" w:cs="Times New Roman"/>
-                <w:sz w:val="20"/>
-              </w:rPr>
-              <w:t>: Borrowing Frictions</w:t>
+              <w:t>Portfolios: Practice: Borrowing Frictions</w:t>
             </w:r>
           </w:p>
         </w:tc>
@@ -5616,14 +5212,7 @@
                 <w:rFonts w:ascii="Times New Roman" w:hAnsi="Times New Roman" w:cs="Times New Roman"/>
                 <w:sz w:val="20"/>
               </w:rPr>
-              <w:t xml:space="preserve">Mar </w:t>
-            </w:r>
-            <w:r>
-              <w:rPr>
-                <w:rFonts w:ascii="Times New Roman" w:hAnsi="Times New Roman" w:cs="Times New Roman"/>
-                <w:sz w:val="20"/>
-              </w:rPr>
-              <w:t>5</w:t>
+              <w:t>Mar 5</w:t>
             </w:r>
           </w:p>
         </w:tc>
@@ -5720,21 +5309,7 @@
                 <w:rFonts w:ascii="Times New Roman" w:hAnsi="Times New Roman" w:cs="Times New Roman"/>
                 <w:sz w:val="20"/>
               </w:rPr>
-              <w:t xml:space="preserve">Mar </w:t>
-            </w:r>
-            <w:r>
-              <w:rPr>
-                <w:rFonts w:ascii="Times New Roman" w:hAnsi="Times New Roman" w:cs="Times New Roman"/>
-                <w:sz w:val="20"/>
-              </w:rPr>
-              <w:t>1</w:t>
-            </w:r>
-            <w:r>
-              <w:rPr>
-                <w:rFonts w:ascii="Times New Roman" w:hAnsi="Times New Roman" w:cs="Times New Roman"/>
-                <w:sz w:val="20"/>
-              </w:rPr>
-              <w:t>0</w:t>
+              <w:t>Mar 10</w:t>
             </w:r>
           </w:p>
         </w:tc>
@@ -5788,7 +5363,7 @@
                 <w:rFonts w:ascii="Times New Roman" w:hAnsi="Times New Roman" w:cs="Times New Roman"/>
                 <w:sz w:val="20"/>
               </w:rPr>
-              <w:t>PS 6</w:t>
+              <w:t>PS 7</w:t>
             </w:r>
           </w:p>
         </w:tc>
@@ -5838,21 +5413,7 @@
                 <w:rFonts w:ascii="Times New Roman" w:hAnsi="Times New Roman" w:cs="Times New Roman"/>
                 <w:sz w:val="20"/>
               </w:rPr>
-              <w:t xml:space="preserve">Mar </w:t>
-            </w:r>
-            <w:r>
-              <w:rPr>
-                <w:rFonts w:ascii="Times New Roman" w:hAnsi="Times New Roman" w:cs="Times New Roman"/>
-                <w:sz w:val="20"/>
-              </w:rPr>
-              <w:t>1</w:t>
-            </w:r>
-            <w:r>
-              <w:rPr>
-                <w:rFonts w:ascii="Times New Roman" w:hAnsi="Times New Roman" w:cs="Times New Roman"/>
-                <w:sz w:val="20"/>
-              </w:rPr>
-              <w:t>2</w:t>
+              <w:t>Mar 12</w:t>
             </w:r>
           </w:p>
         </w:tc>
@@ -6041,21 +5602,7 @@
                 <w:rFonts w:ascii="Times New Roman" w:hAnsi="Times New Roman" w:cs="Times New Roman"/>
                 <w:sz w:val="20"/>
               </w:rPr>
-              <w:t xml:space="preserve">Mar </w:t>
-            </w:r>
-            <w:r>
-              <w:rPr>
-                <w:rFonts w:ascii="Times New Roman" w:hAnsi="Times New Roman" w:cs="Times New Roman"/>
-                <w:sz w:val="20"/>
-              </w:rPr>
-              <w:t>2</w:t>
-            </w:r>
-            <w:r>
-              <w:rPr>
-                <w:rFonts w:ascii="Times New Roman" w:hAnsi="Times New Roman" w:cs="Times New Roman"/>
-                <w:sz w:val="20"/>
-              </w:rPr>
-              <w:t>4</w:t>
+              <w:t>Mar 24</w:t>
             </w:r>
           </w:p>
         </w:tc>
@@ -6138,7 +5685,7 @@
                 <w:rFonts w:ascii="Times New Roman" w:hAnsi="Times New Roman" w:cs="Times New Roman"/>
                 <w:sz w:val="20"/>
               </w:rPr>
-              <w:t>PS 7</w:t>
+              <w:t>PS 8</w:t>
             </w:r>
           </w:p>
         </w:tc>
@@ -6189,14 +5736,7 @@
                 <w:rFonts w:ascii="Times New Roman" w:hAnsi="Times New Roman" w:cs="Times New Roman"/>
                 <w:sz w:val="20"/>
               </w:rPr>
-              <w:t>Mar 2</w:t>
-            </w:r>
-            <w:r>
-              <w:rPr>
-                <w:rFonts w:ascii="Times New Roman" w:hAnsi="Times New Roman" w:cs="Times New Roman"/>
-                <w:sz w:val="20"/>
-              </w:rPr>
-              <w:t>6</w:t>
+              <w:t>Mar 26</w:t>
             </w:r>
           </w:p>
         </w:tc>
@@ -6361,7 +5901,7 @@
                 <w:rFonts w:ascii="Times New Roman" w:hAnsi="Times New Roman" w:cs="Times New Roman"/>
                 <w:sz w:val="20"/>
               </w:rPr>
-              <w:t>PS 8</w:t>
+              <w:t>PS 9</w:t>
             </w:r>
           </w:p>
         </w:tc>
@@ -6411,14 +5951,7 @@
                 <w:rFonts w:ascii="Times New Roman" w:hAnsi="Times New Roman" w:cs="Times New Roman"/>
                 <w:sz w:val="20"/>
               </w:rPr>
-              <w:t xml:space="preserve">Apr </w:t>
-            </w:r>
-            <w:r>
-              <w:rPr>
-                <w:rFonts w:ascii="Times New Roman" w:hAnsi="Times New Roman" w:cs="Times New Roman"/>
-                <w:sz w:val="20"/>
-              </w:rPr>
-              <w:t>2</w:t>
+              <w:t>Apr 2</w:t>
             </w:r>
           </w:p>
         </w:tc>
@@ -6522,14 +6055,7 @@
                 <w:rFonts w:ascii="Times New Roman" w:hAnsi="Times New Roman" w:cs="Times New Roman"/>
                 <w:sz w:val="20"/>
               </w:rPr>
-              <w:t xml:space="preserve">Apr </w:t>
-            </w:r>
-            <w:r>
-              <w:rPr>
-                <w:rFonts w:ascii="Times New Roman" w:hAnsi="Times New Roman" w:cs="Times New Roman"/>
-                <w:sz w:val="20"/>
-              </w:rPr>
-              <w:t>7</w:t>
+              <w:t>Apr 7</w:t>
             </w:r>
           </w:p>
         </w:tc>
@@ -6572,14 +6098,7 @@
                 <w:rFonts w:ascii="Times New Roman" w:hAnsi="Times New Roman" w:cs="Times New Roman"/>
                 <w:sz w:val="20"/>
               </w:rPr>
-              <w:t>Duration</w:t>
-            </w:r>
-            <w:r>
-              <w:rPr>
-                <w:rFonts w:ascii="Times New Roman" w:hAnsi="Times New Roman" w:cs="Times New Roman"/>
-                <w:sz w:val="20"/>
-              </w:rPr>
-              <w:t xml:space="preserve"> </w:t>
+              <w:t xml:space="preserve">Duration </w:t>
             </w:r>
           </w:p>
         </w:tc>
@@ -6619,7 +6138,7 @@
                 <w:rFonts w:ascii="Times New Roman" w:hAnsi="Times New Roman" w:cs="Times New Roman"/>
                 <w:sz w:val="20"/>
               </w:rPr>
-              <w:t>PS 9</w:t>
+              <w:t>PS 10</w:t>
             </w:r>
           </w:p>
         </w:tc>
@@ -6669,14 +6188,7 @@
                 <w:rFonts w:ascii="Times New Roman" w:hAnsi="Times New Roman" w:cs="Times New Roman"/>
                 <w:sz w:val="20"/>
               </w:rPr>
-              <w:t xml:space="preserve">Apr </w:t>
-            </w:r>
-            <w:r>
-              <w:rPr>
-                <w:rFonts w:ascii="Times New Roman" w:hAnsi="Times New Roman" w:cs="Times New Roman"/>
-                <w:sz w:val="20"/>
-              </w:rPr>
-              <w:t>9</w:t>
+              <w:t>Apr 9</w:t>
             </w:r>
           </w:p>
         </w:tc>
@@ -6775,14 +6287,7 @@
                 <w:rFonts w:ascii="Times New Roman" w:hAnsi="Times New Roman" w:cs="Times New Roman"/>
                 <w:sz w:val="20"/>
               </w:rPr>
-              <w:t>Apr 1</w:t>
-            </w:r>
-            <w:r>
-              <w:rPr>
-                <w:rFonts w:ascii="Times New Roman" w:hAnsi="Times New Roman" w:cs="Times New Roman"/>
-                <w:sz w:val="20"/>
-              </w:rPr>
-              <w:t>4</w:t>
+              <w:t>Apr 14</w:t>
             </w:r>
           </w:p>
         </w:tc>
@@ -6836,7 +6341,7 @@
                 <w:rFonts w:ascii="Times New Roman" w:hAnsi="Times New Roman" w:cs="Times New Roman"/>
                 <w:sz w:val="20"/>
               </w:rPr>
-              <w:t>PS 10</w:t>
+              <w:t>PS 11</w:t>
             </w:r>
           </w:p>
         </w:tc>
@@ -6886,14 +6391,7 @@
                 <w:rFonts w:ascii="Times New Roman" w:hAnsi="Times New Roman" w:cs="Times New Roman"/>
                 <w:sz w:val="20"/>
               </w:rPr>
-              <w:t>Apr 1</w:t>
-            </w:r>
-            <w:r>
-              <w:rPr>
-                <w:rFonts w:ascii="Times New Roman" w:hAnsi="Times New Roman" w:cs="Times New Roman"/>
-                <w:sz w:val="20"/>
-              </w:rPr>
-              <w:t>6</w:t>
+              <w:t>Apr 16</w:t>
             </w:r>
           </w:p>
         </w:tc>
@@ -7026,14 +6524,7 @@
                 <w:rFonts w:ascii="Times New Roman" w:hAnsi="Times New Roman" w:cs="Times New Roman"/>
                 <w:sz w:val="20"/>
               </w:rPr>
-              <w:t xml:space="preserve">Apr </w:t>
-            </w:r>
-            <w:r>
-              <w:rPr>
-                <w:rFonts w:ascii="Times New Roman" w:hAnsi="Times New Roman" w:cs="Times New Roman"/>
-                <w:sz w:val="20"/>
-              </w:rPr>
-              <w:t>21</w:t>
+              <w:t>Apr 21</w:t>
             </w:r>
           </w:p>
         </w:tc>
@@ -7106,7 +6597,7 @@
                 <w:rFonts w:ascii="Times New Roman" w:hAnsi="Times New Roman" w:cs="Times New Roman"/>
                 <w:sz w:val="20"/>
               </w:rPr>
-              <w:t>PS 11</w:t>
+              <w:t>PS 12</w:t>
             </w:r>
           </w:p>
         </w:tc>
@@ -7156,14 +6647,7 @@
                 <w:rFonts w:ascii="Times New Roman" w:hAnsi="Times New Roman" w:cs="Times New Roman"/>
                 <w:sz w:val="20"/>
               </w:rPr>
-              <w:t>Apr 2</w:t>
-            </w:r>
-            <w:r>
-              <w:rPr>
-                <w:rFonts w:ascii="Times New Roman" w:hAnsi="Times New Roman" w:cs="Times New Roman"/>
-                <w:sz w:val="20"/>
-              </w:rPr>
-              <w:t>3</w:t>
+              <w:t>Apr 23</w:t>
             </w:r>
           </w:p>
         </w:tc>
@@ -7443,37 +6927,21 @@
           <w:sz w:val="22"/>
           <w:szCs w:val="22"/>
         </w:rPr>
-        <w:t xml:space="preserve"> in this course.  </w:t>
-      </w:r>
-      <w:proofErr w:type="gramStart"/>
+        <w:t xml:space="preserve"> in this course.  In particular,</w:t>
+      </w:r>
       <w:r>
         <w:rPr>
           <w:sz w:val="22"/>
           <w:szCs w:val="22"/>
         </w:rPr>
-        <w:t>In particular,</w:t>
+        <w:t xml:space="preserve"> </w:t>
       </w:r>
       <w:r>
         <w:rPr>
           <w:sz w:val="22"/>
           <w:szCs w:val="22"/>
         </w:rPr>
-        <w:t xml:space="preserve"> </w:t>
-      </w:r>
-      <w:r>
-        <w:rPr>
-          <w:sz w:val="22"/>
-          <w:szCs w:val="22"/>
-        </w:rPr>
-        <w:t>I</w:t>
-      </w:r>
-      <w:proofErr w:type="gramEnd"/>
-      <w:r>
-        <w:rPr>
-          <w:sz w:val="22"/>
-          <w:szCs w:val="22"/>
-        </w:rPr>
-        <w:t xml:space="preserve"> encourage you to use </w:t>
+        <w:t xml:space="preserve">I encourage you to use </w:t>
       </w:r>
       <w:r>
         <w:rPr>
@@ -7692,7 +7160,6 @@
         </w:rPr>
         <w:t>Laptop policy and phone policy</w:t>
       </w:r>
-      <w:proofErr w:type="gramStart"/>
       <w:r>
         <w:rPr>
           <w:sz w:val="22"/>
@@ -7705,15 +7172,7 @@
           <w:sz w:val="22"/>
           <w:szCs w:val="22"/>
         </w:rPr>
-        <w:t>The</w:t>
-      </w:r>
-      <w:proofErr w:type="gramEnd"/>
-      <w:r>
-        <w:rPr>
-          <w:sz w:val="22"/>
-          <w:szCs w:val="22"/>
-        </w:rPr>
-        <w:t xml:space="preserve"> Jones School’s policy is that laptops should remain closed except when instructed otherwise.  We will use </w:t>
+        <w:t xml:space="preserve">The Jones School’s policy is that laptops should remain closed except when instructed otherwise.  We will use </w:t>
       </w:r>
       <w:r>
         <w:rPr>
@@ -7841,55 +7300,28 @@
           <w:sz w:val="22"/>
           <w:szCs w:val="22"/>
         </w:rPr>
-        <w:t>Name tents</w:t>
-      </w:r>
-      <w:proofErr w:type="gramStart"/>
-      <w:r>
-        <w:rPr>
-          <w:i/>
-          <w:iCs/>
+        <w:t>Name tents:</w:t>
+      </w:r>
+      <w:r>
+        <w:rPr>
           <w:sz w:val="22"/>
           <w:szCs w:val="22"/>
         </w:rPr>
-        <w:t>:</w:t>
+        <w:t xml:space="preserve">  I will distribute name tents for you to display during class.  Please bring </w:t>
       </w:r>
       <w:r>
         <w:rPr>
           <w:sz w:val="22"/>
           <w:szCs w:val="22"/>
         </w:rPr>
-        <w:t xml:space="preserve">  I</w:t>
-      </w:r>
-      <w:proofErr w:type="gramEnd"/>
+        <w:t xml:space="preserve">and display </w:t>
+      </w:r>
       <w:r>
         <w:rPr>
           <w:sz w:val="22"/>
           <w:szCs w:val="22"/>
         </w:rPr>
-        <w:t xml:space="preserve"> will distribute name tents for you to display during class.  Please bring </w:t>
-      </w:r>
-      <w:r>
-        <w:rPr>
-          <w:sz w:val="22"/>
-          <w:szCs w:val="22"/>
-        </w:rPr>
-        <w:t xml:space="preserve">and display </w:t>
-      </w:r>
-      <w:proofErr w:type="gramStart"/>
-      <w:r>
-        <w:rPr>
-          <w:sz w:val="22"/>
-          <w:szCs w:val="22"/>
-        </w:rPr>
-        <w:t>them</w:t>
-      </w:r>
-      <w:proofErr w:type="gramEnd"/>
-      <w:r>
-        <w:rPr>
-          <w:sz w:val="22"/>
-          <w:szCs w:val="22"/>
-        </w:rPr>
-        <w:t xml:space="preserve"> each class </w:t>
+        <w:t xml:space="preserve">them each class </w:t>
       </w:r>
       <w:r>
         <w:rPr>
@@ -7980,23 +7412,7 @@
           <w:sz w:val="22"/>
           <w:szCs w:val="22"/>
         </w:rPr>
-        <w:t xml:space="preserve">: The Rice University Honor Code applies to all work </w:t>
-      </w:r>
-      <w:proofErr w:type="gramStart"/>
-      <w:r>
-        <w:rPr>
-          <w:sz w:val="22"/>
-          <w:szCs w:val="22"/>
-        </w:rPr>
-        <w:t>in</w:t>
-      </w:r>
-      <w:proofErr w:type="gramEnd"/>
-      <w:r>
-        <w:rPr>
-          <w:sz w:val="22"/>
-          <w:szCs w:val="22"/>
-        </w:rPr>
-        <w:t xml:space="preserve"> this course.  The intent of the Honor Code in general and specifically in this course is to ensure that each student claims and receives credit for their own efforts.  The intent is not to limit the valuable exchange of ideas through </w:t>
+        <w:t xml:space="preserve">: The Rice University Honor Code applies to all work in this course.  The intent of the Honor Code in general and specifically in this course is to ensure that each student claims and receives credit for their own efforts.  The intent is not to limit the valuable exchange of ideas through </w:t>
       </w:r>
       <w:r>
         <w:rPr>

--- a/busi_448_syllabus.docx
+++ b/busi_448_syllabus.docx
@@ -117,19 +117,7 @@
               <w:rPr>
                 <w:sz w:val="16"/>
               </w:rPr>
-              <w:t>November</w:t>
-            </w:r>
-            <w:r>
-              <w:rPr>
-                <w:sz w:val="16"/>
-              </w:rPr>
-              <w:t xml:space="preserve"> </w:t>
-            </w:r>
-            <w:r>
-              <w:rPr>
-                <w:sz w:val="16"/>
-              </w:rPr>
-              <w:t>20</w:t>
+              <w:t>December 16</w:t>
             </w:r>
             <w:r>
               <w:rPr>
@@ -334,7 +322,15 @@
           <w:rFonts w:ascii="Times New Roman" w:hAnsi="Times New Roman" w:cs="Times New Roman"/>
           <w:szCs w:val="22"/>
         </w:rPr>
-        <w:t>Class Time:</w:t>
+        <w:t>Class Time</w:t>
+      </w:r>
+      <w:proofErr w:type="gramStart"/>
+      <w:r>
+        <w:rPr>
+          <w:rFonts w:ascii="Times New Roman" w:hAnsi="Times New Roman" w:cs="Times New Roman"/>
+          <w:szCs w:val="22"/>
+        </w:rPr>
+        <w:t>:</w:t>
       </w:r>
       <w:r>
         <w:rPr>
@@ -349,7 +345,31 @@
           <w:szCs w:val="22"/>
         </w:rPr>
         <w:tab/>
-        <w:t xml:space="preserve">Tues/Thur, </w:t>
+        <w:t>Tues</w:t>
+      </w:r>
+      <w:proofErr w:type="gramEnd"/>
+      <w:r>
+        <w:rPr>
+          <w:rFonts w:ascii="Times New Roman" w:hAnsi="Times New Roman" w:cs="Times New Roman"/>
+          <w:szCs w:val="22"/>
+        </w:rPr>
+        <w:t>/</w:t>
+      </w:r>
+      <w:proofErr w:type="spellStart"/>
+      <w:r>
+        <w:rPr>
+          <w:rFonts w:ascii="Times New Roman" w:hAnsi="Times New Roman" w:cs="Times New Roman"/>
+          <w:szCs w:val="22"/>
+        </w:rPr>
+        <w:t>Thur</w:t>
+      </w:r>
+      <w:proofErr w:type="spellEnd"/>
+      <w:r>
+        <w:rPr>
+          <w:rFonts w:ascii="Times New Roman" w:hAnsi="Times New Roman" w:cs="Times New Roman"/>
+          <w:szCs w:val="22"/>
+        </w:rPr>
+        <w:t xml:space="preserve">, </w:t>
       </w:r>
       <w:r>
         <w:rPr>
@@ -455,7 +475,15 @@
           <w:rFonts w:ascii="Times New Roman" w:hAnsi="Times New Roman" w:cs="Times New Roman"/>
           <w:szCs w:val="22"/>
         </w:rPr>
-        <w:t>Professor:</w:t>
+        <w:t>Professor</w:t>
+      </w:r>
+      <w:proofErr w:type="gramStart"/>
+      <w:r>
+        <w:rPr>
+          <w:rFonts w:ascii="Times New Roman" w:hAnsi="Times New Roman" w:cs="Times New Roman"/>
+          <w:szCs w:val="22"/>
+        </w:rPr>
+        <w:t>:</w:t>
       </w:r>
       <w:r>
         <w:rPr>
@@ -470,7 +498,15 @@
           <w:szCs w:val="22"/>
         </w:rPr>
         <w:tab/>
-        <w:t>Kevin Crotty</w:t>
+        <w:t>Kevin</w:t>
+      </w:r>
+      <w:proofErr w:type="gramEnd"/>
+      <w:r>
+        <w:rPr>
+          <w:rFonts w:ascii="Times New Roman" w:hAnsi="Times New Roman" w:cs="Times New Roman"/>
+          <w:szCs w:val="22"/>
+        </w:rPr>
+        <w:t xml:space="preserve"> Crotty</w:t>
       </w:r>
     </w:p>
     <w:p>
@@ -600,7 +636,15 @@
           <w:rFonts w:ascii="Times New Roman" w:hAnsi="Times New Roman" w:cs="Times New Roman"/>
           <w:szCs w:val="22"/>
         </w:rPr>
-        <w:t>Office Hours:</w:t>
+        <w:t>Office Hours</w:t>
+      </w:r>
+      <w:proofErr w:type="gramStart"/>
+      <w:r>
+        <w:rPr>
+          <w:rFonts w:ascii="Times New Roman" w:hAnsi="Times New Roman" w:cs="Times New Roman"/>
+          <w:szCs w:val="22"/>
+        </w:rPr>
+        <w:t>:</w:t>
       </w:r>
       <w:r>
         <w:rPr>
@@ -623,6 +667,7 @@
         </w:rPr>
         <w:t>Thursday</w:t>
       </w:r>
+      <w:proofErr w:type="gramEnd"/>
       <w:r>
         <w:rPr>
           <w:rFonts w:ascii="Times New Roman" w:hAnsi="Times New Roman" w:cs="Times New Roman"/>
@@ -635,7 +680,7 @@
           <w:rFonts w:ascii="Times New Roman" w:hAnsi="Times New Roman" w:cs="Times New Roman"/>
           <w:szCs w:val="22"/>
         </w:rPr>
-        <w:t>3:30</w:t>
+        <w:t>4</w:t>
       </w:r>
       <w:r>
         <w:rPr>
@@ -698,14 +743,46 @@
           <w:rFonts w:ascii="Times New Roman" w:hAnsi="Times New Roman" w:cs="Times New Roman"/>
           <w:szCs w:val="22"/>
         </w:rPr>
-        <w:t>alternate times</w:t>
-      </w:r>
-      <w:r>
-        <w:rPr>
-          <w:rFonts w:ascii="Times New Roman" w:hAnsi="Times New Roman" w:cs="Times New Roman"/>
-          <w:szCs w:val="22"/>
-        </w:rPr>
-        <w:t>, but be aware my spring schedule is fairly crowded.</w:t>
+        <w:t xml:space="preserve">alternate </w:t>
+      </w:r>
+      <w:proofErr w:type="gramStart"/>
+      <w:r>
+        <w:rPr>
+          <w:rFonts w:ascii="Times New Roman" w:hAnsi="Times New Roman" w:cs="Times New Roman"/>
+          <w:szCs w:val="22"/>
+        </w:rPr>
+        <w:t>times</w:t>
+      </w:r>
+      <w:r>
+        <w:rPr>
+          <w:rFonts w:ascii="Times New Roman" w:hAnsi="Times New Roman" w:cs="Times New Roman"/>
+          <w:szCs w:val="22"/>
+        </w:rPr>
+        <w:t>, but</w:t>
+      </w:r>
+      <w:proofErr w:type="gramEnd"/>
+      <w:r>
+        <w:rPr>
+          <w:rFonts w:ascii="Times New Roman" w:hAnsi="Times New Roman" w:cs="Times New Roman"/>
+          <w:szCs w:val="22"/>
+        </w:rPr>
+        <w:t xml:space="preserve"> be aware my spring schedule is </w:t>
+      </w:r>
+      <w:proofErr w:type="gramStart"/>
+      <w:r>
+        <w:rPr>
+          <w:rFonts w:ascii="Times New Roman" w:hAnsi="Times New Roman" w:cs="Times New Roman"/>
+          <w:szCs w:val="22"/>
+        </w:rPr>
+        <w:t>fairly crowded</w:t>
+      </w:r>
+      <w:proofErr w:type="gramEnd"/>
+      <w:r>
+        <w:rPr>
+          <w:rFonts w:ascii="Times New Roman" w:hAnsi="Times New Roman" w:cs="Times New Roman"/>
+          <w:szCs w:val="22"/>
+        </w:rPr>
+        <w:t>.</w:t>
       </w:r>
     </w:p>
     <w:p>
@@ -1289,19 +1366,47 @@
         <w:rPr>
           <w:rFonts w:ascii="Times New Roman" w:hAnsi="Times New Roman"/>
         </w:rPr>
-        <w:t xml:space="preserve">Throughout the course, we will have one eye on theory and one on practical implementation. The goal is for each student to develop a fairly robust understanding of the theory of risk and return and to be exposed to a core set of analytical portfolio management tools. By the end of the </w:t>
-      </w:r>
+        <w:t xml:space="preserve">Throughout the course, we will have one eye on theory and one on practical implementation. The goal is for each student to develop a </w:t>
+      </w:r>
+      <w:proofErr w:type="gramStart"/>
       <w:r>
         <w:rPr>
           <w:rFonts w:ascii="Times New Roman" w:hAnsi="Times New Roman"/>
         </w:rPr>
+        <w:t>fairly robust</w:t>
+      </w:r>
+      <w:proofErr w:type="gramEnd"/>
+      <w:r>
+        <w:rPr>
+          <w:rFonts w:ascii="Times New Roman" w:hAnsi="Times New Roman"/>
+        </w:rPr>
+        <w:t xml:space="preserve"> understanding of the theory of risk and return and to be exposed to a core set of analytical portfolio management tools. By the end of the </w:t>
+      </w:r>
+      <w:r>
+        <w:rPr>
+          <w:rFonts w:ascii="Times New Roman" w:hAnsi="Times New Roman"/>
+        </w:rPr>
         <w:t>course</w:t>
       </w:r>
       <w:r>
         <w:rPr>
           <w:rFonts w:ascii="Times New Roman" w:hAnsi="Times New Roman"/>
         </w:rPr>
-        <w:t>, each student should have an understanding of the historical risk and return behavior of major asset classes and a foundational understanding of investment management practices.</w:t>
+        <w:t xml:space="preserve">, each student should </w:t>
+      </w:r>
+      <w:proofErr w:type="gramStart"/>
+      <w:r>
+        <w:rPr>
+          <w:rFonts w:ascii="Times New Roman" w:hAnsi="Times New Roman"/>
+        </w:rPr>
+        <w:t>have an understanding of</w:t>
+      </w:r>
+      <w:proofErr w:type="gramEnd"/>
+      <w:r>
+        <w:rPr>
+          <w:rFonts w:ascii="Times New Roman" w:hAnsi="Times New Roman"/>
+        </w:rPr>
+        <w:t xml:space="preserve"> the historical risk and return behavior of major asset classes and a foundational understanding of investment management practices.</w:t>
       </w:r>
     </w:p>
     <w:p>
@@ -1409,7 +1514,21 @@
         <w:rPr>
           <w:rFonts w:ascii="Times New Roman" w:hAnsi="Times New Roman"/>
         </w:rPr>
-        <w:t xml:space="preserve">. We will work together in Jupyter notebooks in the cloud </w:t>
+        <w:t xml:space="preserve">. We will work together in </w:t>
+      </w:r>
+      <w:proofErr w:type="spellStart"/>
+      <w:r>
+        <w:rPr>
+          <w:rFonts w:ascii="Times New Roman" w:hAnsi="Times New Roman"/>
+        </w:rPr>
+        <w:t>Jupyter</w:t>
+      </w:r>
+      <w:proofErr w:type="spellEnd"/>
+      <w:r>
+        <w:rPr>
+          <w:rFonts w:ascii="Times New Roman" w:hAnsi="Times New Roman"/>
+        </w:rPr>
+        <w:t xml:space="preserve"> notebooks in the cloud </w:t>
       </w:r>
       <w:r>
         <w:rPr>
@@ -1457,6 +1576,7 @@
         </w:rPr>
         <w:t xml:space="preserve">anvas, and I am </w:t>
       </w:r>
+      <w:proofErr w:type="gramStart"/>
       <w:r>
         <w:rPr>
           <w:rFonts w:ascii="Times New Roman" w:hAnsi="Times New Roman"/>
@@ -1467,7 +1587,14 @@
         <w:rPr>
           <w:rFonts w:ascii="Times New Roman" w:hAnsi="Times New Roman"/>
         </w:rPr>
-        <w:t xml:space="preserve">agnostic about the software used to arrive at the answer.  However, </w:t>
+        <w:t>agnostic</w:t>
+      </w:r>
+      <w:proofErr w:type="gramEnd"/>
+      <w:r>
+        <w:rPr>
+          <w:rFonts w:ascii="Times New Roman" w:hAnsi="Times New Roman"/>
+        </w:rPr>
+        <w:t xml:space="preserve"> about the software used to arrive at the answer.  However, </w:t>
       </w:r>
       <w:r>
         <w:rPr>
@@ -1876,11 +2003,19 @@
           <w:rFonts w:ascii="Times New Roman" w:hAnsi="Times New Roman"/>
         </w:rPr>
       </w:pPr>
+      <w:proofErr w:type="gramStart"/>
       <w:r>
         <w:rPr>
           <w:rFonts w:ascii="Times New Roman" w:hAnsi="Times New Roman"/>
         </w:rPr>
-        <w:t xml:space="preserve">A number of the concepts we’ll discuss are visualized on the </w:t>
+        <w:t>A number of</w:t>
+      </w:r>
+      <w:proofErr w:type="gramEnd"/>
+      <w:r>
+        <w:rPr>
+          <w:rFonts w:ascii="Times New Roman" w:hAnsi="Times New Roman"/>
+        </w:rPr>
+        <w:t xml:space="preserve"> the concepts we’ll discuss are visualized on the </w:t>
       </w:r>
       <w:hyperlink r:id="rId12" w:history="1">
         <w:r>
@@ -2553,7 +2688,23 @@
           <w:rFonts w:ascii="Times New Roman" w:hAnsi="Times New Roman" w:cs="Times New Roman"/>
           <w:szCs w:val="22"/>
         </w:rPr>
-        <w:t>administered through Canvas.  The objective of the problem sets is to ensure that you are spending some time thinking about the material we cover.</w:t>
+        <w:t xml:space="preserve">administered through Canvas.  The objective of the problem </w:t>
+      </w:r>
+      <w:proofErr w:type="gramStart"/>
+      <w:r>
+        <w:rPr>
+          <w:rFonts w:ascii="Times New Roman" w:hAnsi="Times New Roman" w:cs="Times New Roman"/>
+          <w:szCs w:val="22"/>
+        </w:rPr>
+        <w:t>sets</w:t>
+      </w:r>
+      <w:proofErr w:type="gramEnd"/>
+      <w:r>
+        <w:rPr>
+          <w:rFonts w:ascii="Times New Roman" w:hAnsi="Times New Roman" w:cs="Times New Roman"/>
+          <w:szCs w:val="22"/>
+        </w:rPr>
+        <w:t xml:space="preserve"> is to ensure that you are spending some time thinking about the material we cover.</w:t>
       </w:r>
       <w:r>
         <w:rPr>
@@ -2637,7 +2788,23 @@
           <w:rFonts w:ascii="Times New Roman" w:hAnsi="Times New Roman" w:cs="Times New Roman"/>
           <w:szCs w:val="22"/>
         </w:rPr>
-        <w:t>prior to the due date.  Any accepted late assignments are usually assessed a deduction to be fair to other students.</w:t>
+        <w:t xml:space="preserve">prior to the due date.  Any accepted late assignments are usually </w:t>
+      </w:r>
+      <w:proofErr w:type="gramStart"/>
+      <w:r>
+        <w:rPr>
+          <w:rFonts w:ascii="Times New Roman" w:hAnsi="Times New Roman" w:cs="Times New Roman"/>
+          <w:szCs w:val="22"/>
+        </w:rPr>
+        <w:t>assessed</w:t>
+      </w:r>
+      <w:proofErr w:type="gramEnd"/>
+      <w:r>
+        <w:rPr>
+          <w:rFonts w:ascii="Times New Roman" w:hAnsi="Times New Roman" w:cs="Times New Roman"/>
+          <w:szCs w:val="22"/>
+        </w:rPr>
+        <w:t xml:space="preserve"> a deduction to be fair to other students.</w:t>
       </w:r>
       <w:r>
         <w:rPr>
@@ -2760,7 +2927,25 @@
           <w:b/>
           <w:szCs w:val="22"/>
         </w:rPr>
-        <w:t>Please display your name placard each class meeting</w:t>
+        <w:t xml:space="preserve">Please display your name </w:t>
+      </w:r>
+      <w:proofErr w:type="gramStart"/>
+      <w:r>
+        <w:rPr>
+          <w:rFonts w:ascii="Times New Roman" w:hAnsi="Times New Roman" w:cs="Times New Roman"/>
+          <w:b/>
+          <w:szCs w:val="22"/>
+        </w:rPr>
+        <w:t>placard</w:t>
+      </w:r>
+      <w:proofErr w:type="gramEnd"/>
+      <w:r>
+        <w:rPr>
+          <w:rFonts w:ascii="Times New Roman" w:hAnsi="Times New Roman" w:cs="Times New Roman"/>
+          <w:b/>
+          <w:szCs w:val="22"/>
+        </w:rPr>
+        <w:t xml:space="preserve"> each class meeting</w:t>
       </w:r>
       <w:r>
         <w:rPr>
@@ -2856,7 +3041,25 @@
           <w:bCs/>
           <w:szCs w:val="22"/>
         </w:rPr>
-        <w:t xml:space="preserve">  I may occasionally administer an in-class Canvas-based quiz in order to assess attendance.</w:t>
+        <w:t xml:space="preserve">  I may occasionally administer an in-class Canvas-based quiz </w:t>
+      </w:r>
+      <w:proofErr w:type="gramStart"/>
+      <w:r>
+        <w:rPr>
+          <w:rFonts w:ascii="Times New Roman" w:hAnsi="Times New Roman" w:cs="Times New Roman"/>
+          <w:bCs/>
+          <w:szCs w:val="22"/>
+        </w:rPr>
+        <w:t>in order to</w:t>
+      </w:r>
+      <w:proofErr w:type="gramEnd"/>
+      <w:r>
+        <w:rPr>
+          <w:rFonts w:ascii="Times New Roman" w:hAnsi="Times New Roman" w:cs="Times New Roman"/>
+          <w:bCs/>
+          <w:szCs w:val="22"/>
+        </w:rPr>
+        <w:t xml:space="preserve"> assess attendance.</w:t>
       </w:r>
     </w:p>
     <w:p>
@@ -3032,8 +3235,25 @@
           <w:rFonts w:ascii="Times New Roman" w:hAnsi="Times New Roman" w:cs="Times New Roman"/>
           <w:szCs w:val="22"/>
         </w:rPr>
-        <w:t xml:space="preserve">I will be </w:t>
-      </w:r>
+        <w:t xml:space="preserve">I </w:t>
+      </w:r>
+      <w:proofErr w:type="gramStart"/>
+      <w:r>
+        <w:rPr>
+          <w:rFonts w:ascii="Times New Roman" w:hAnsi="Times New Roman" w:cs="Times New Roman"/>
+          <w:szCs w:val="22"/>
+        </w:rPr>
+        <w:t>will be</w:t>
+      </w:r>
+      <w:proofErr w:type="gramEnd"/>
+      <w:r>
+        <w:rPr>
+          <w:rFonts w:ascii="Times New Roman" w:hAnsi="Times New Roman" w:cs="Times New Roman"/>
+          <w:szCs w:val="22"/>
+        </w:rPr>
+        <w:t xml:space="preserve"> </w:t>
+      </w:r>
+      <w:proofErr w:type="gramStart"/>
       <w:r>
         <w:rPr>
           <w:rFonts w:ascii="Times New Roman" w:hAnsi="Times New Roman" w:cs="Times New Roman"/>
@@ -3041,6 +3261,7 @@
         </w:rPr>
         <w:t>clarify</w:t>
       </w:r>
+      <w:proofErr w:type="gramEnd"/>
       <w:r>
         <w:rPr>
           <w:rFonts w:ascii="Times New Roman" w:hAnsi="Times New Roman" w:cs="Times New Roman"/>
@@ -3067,7 +3288,23 @@
           <w:rFonts w:ascii="Times New Roman" w:hAnsi="Times New Roman" w:cs="Times New Roman"/>
           <w:szCs w:val="22"/>
         </w:rPr>
-        <w:t>, Python, Excel, or R to work the problems.</w:t>
+        <w:t xml:space="preserve">, Python, Excel, or R to </w:t>
+      </w:r>
+      <w:proofErr w:type="gramStart"/>
+      <w:r>
+        <w:rPr>
+          <w:rFonts w:ascii="Times New Roman" w:hAnsi="Times New Roman" w:cs="Times New Roman"/>
+          <w:szCs w:val="22"/>
+        </w:rPr>
+        <w:t>work</w:t>
+      </w:r>
+      <w:proofErr w:type="gramEnd"/>
+      <w:r>
+        <w:rPr>
+          <w:rFonts w:ascii="Times New Roman" w:hAnsi="Times New Roman" w:cs="Times New Roman"/>
+          <w:szCs w:val="22"/>
+        </w:rPr>
+        <w:t xml:space="preserve"> the problems.</w:t>
       </w:r>
     </w:p>
     <w:p>
@@ -3246,7 +3483,23 @@
           <w:rFonts w:ascii="Times New Roman" w:hAnsi="Times New Roman" w:cs="Times New Roman"/>
           <w:szCs w:val="22"/>
         </w:rPr>
-        <w:t>You may use the Learn Investments Dashboard, Google Colab, Python, Excel, or R to work the problems.</w:t>
+        <w:t xml:space="preserve">You may use the Learn Investments Dashboard, Google Colab, Python, Excel, or R to </w:t>
+      </w:r>
+      <w:proofErr w:type="gramStart"/>
+      <w:r>
+        <w:rPr>
+          <w:rFonts w:ascii="Times New Roman" w:hAnsi="Times New Roman" w:cs="Times New Roman"/>
+          <w:szCs w:val="22"/>
+        </w:rPr>
+        <w:t>work</w:t>
+      </w:r>
+      <w:proofErr w:type="gramEnd"/>
+      <w:r>
+        <w:rPr>
+          <w:rFonts w:ascii="Times New Roman" w:hAnsi="Times New Roman" w:cs="Times New Roman"/>
+          <w:szCs w:val="22"/>
+        </w:rPr>
+        <w:t xml:space="preserve"> the problems.</w:t>
       </w:r>
       <w:r>
         <w:rPr>
@@ -3838,7 +4091,14 @@
                 <w:rFonts w:ascii="Times New Roman" w:hAnsi="Times New Roman" w:cs="Times New Roman"/>
                 <w:sz w:val="20"/>
               </w:rPr>
-              <w:t>PS 1</w:t>
+              <w:t xml:space="preserve">PS </w:t>
+            </w:r>
+            <w:r>
+              <w:rPr>
+                <w:rFonts w:ascii="Times New Roman" w:hAnsi="Times New Roman" w:cs="Times New Roman"/>
+                <w:sz w:val="20"/>
+              </w:rPr>
+              <w:t>0</w:t>
             </w:r>
           </w:p>
         </w:tc>
@@ -4066,7 +4326,14 @@
                 <w:rFonts w:ascii="Times New Roman" w:hAnsi="Times New Roman" w:cs="Times New Roman"/>
                 <w:sz w:val="20"/>
               </w:rPr>
-              <w:t>PS 2</w:t>
+              <w:t xml:space="preserve">PS </w:t>
+            </w:r>
+            <w:r>
+              <w:rPr>
+                <w:rFonts w:ascii="Times New Roman" w:hAnsi="Times New Roman" w:cs="Times New Roman"/>
+                <w:sz w:val="20"/>
+              </w:rPr>
+              <w:t>1</w:t>
             </w:r>
           </w:p>
         </w:tc>
@@ -4299,7 +4566,14 @@
                 <w:rFonts w:ascii="Times New Roman" w:hAnsi="Times New Roman" w:cs="Times New Roman"/>
                 <w:sz w:val="20"/>
               </w:rPr>
-              <w:t>PS 3</w:t>
+              <w:t xml:space="preserve">PS </w:t>
+            </w:r>
+            <w:r>
+              <w:rPr>
+                <w:rFonts w:ascii="Times New Roman" w:hAnsi="Times New Roman" w:cs="Times New Roman"/>
+                <w:sz w:val="20"/>
+              </w:rPr>
+              <w:t>2</w:t>
             </w:r>
           </w:p>
         </w:tc>
@@ -4510,7 +4784,14 @@
                 <w:rFonts w:ascii="Times New Roman" w:hAnsi="Times New Roman" w:cs="Times New Roman"/>
                 <w:sz w:val="20"/>
               </w:rPr>
-              <w:t>PS 4</w:t>
+              <w:t xml:space="preserve">PS </w:t>
+            </w:r>
+            <w:r>
+              <w:rPr>
+                <w:rFonts w:ascii="Times New Roman" w:hAnsi="Times New Roman" w:cs="Times New Roman"/>
+                <w:sz w:val="20"/>
+              </w:rPr>
+              <w:t>3</w:t>
             </w:r>
           </w:p>
         </w:tc>
@@ -4714,7 +4995,14 @@
                 <w:rFonts w:ascii="Times New Roman" w:hAnsi="Times New Roman" w:cs="Times New Roman"/>
                 <w:sz w:val="20"/>
               </w:rPr>
-              <w:t>PS 5</w:t>
+              <w:t xml:space="preserve">PS </w:t>
+            </w:r>
+            <w:r>
+              <w:rPr>
+                <w:rFonts w:ascii="Times New Roman" w:hAnsi="Times New Roman" w:cs="Times New Roman"/>
+                <w:sz w:val="20"/>
+              </w:rPr>
+              <w:t>4</w:t>
             </w:r>
           </w:p>
         </w:tc>
@@ -4780,12 +5068,21 @@
                 <w:sz w:val="20"/>
               </w:rPr>
             </w:pPr>
-            <w:r>
-              <w:rPr>
-                <w:rFonts w:ascii="Times New Roman" w:hAnsi="Times New Roman" w:cs="Times New Roman"/>
-                <w:sz w:val="20"/>
-              </w:rPr>
-              <w:t>Short-selling + Limits to arbitrage</w:t>
+            <w:proofErr w:type="gramStart"/>
+            <w:r>
+              <w:rPr>
+                <w:rFonts w:ascii="Times New Roman" w:hAnsi="Times New Roman" w:cs="Times New Roman"/>
+                <w:sz w:val="20"/>
+              </w:rPr>
+              <w:t>Short-selling</w:t>
+            </w:r>
+            <w:proofErr w:type="gramEnd"/>
+            <w:r>
+              <w:rPr>
+                <w:rFonts w:ascii="Times New Roman" w:hAnsi="Times New Roman" w:cs="Times New Roman"/>
+                <w:sz w:val="20"/>
+              </w:rPr>
+              <w:t xml:space="preserve"> + Limits to arbitrage</w:t>
             </w:r>
           </w:p>
         </w:tc>
@@ -4954,7 +5251,14 @@
                 <w:rFonts w:ascii="Times New Roman" w:hAnsi="Times New Roman" w:cs="Times New Roman"/>
                 <w:sz w:val="20"/>
               </w:rPr>
-              <w:t>PS 6</w:t>
+              <w:t xml:space="preserve">PS </w:t>
+            </w:r>
+            <w:r>
+              <w:rPr>
+                <w:rFonts w:ascii="Times New Roman" w:hAnsi="Times New Roman" w:cs="Times New Roman"/>
+                <w:sz w:val="20"/>
+              </w:rPr>
+              <w:t>5</w:t>
             </w:r>
           </w:p>
         </w:tc>
@@ -5363,7 +5667,14 @@
                 <w:rFonts w:ascii="Times New Roman" w:hAnsi="Times New Roman" w:cs="Times New Roman"/>
                 <w:sz w:val="20"/>
               </w:rPr>
-              <w:t>PS 7</w:t>
+              <w:t xml:space="preserve">PS </w:t>
+            </w:r>
+            <w:r>
+              <w:rPr>
+                <w:rFonts w:ascii="Times New Roman" w:hAnsi="Times New Roman" w:cs="Times New Roman"/>
+                <w:sz w:val="20"/>
+              </w:rPr>
+              <w:t>6</w:t>
             </w:r>
           </w:p>
         </w:tc>
@@ -5685,7 +5996,14 @@
                 <w:rFonts w:ascii="Times New Roman" w:hAnsi="Times New Roman" w:cs="Times New Roman"/>
                 <w:sz w:val="20"/>
               </w:rPr>
-              <w:t>PS 8</w:t>
+              <w:t xml:space="preserve">PS </w:t>
+            </w:r>
+            <w:r>
+              <w:rPr>
+                <w:rFonts w:ascii="Times New Roman" w:hAnsi="Times New Roman" w:cs="Times New Roman"/>
+                <w:sz w:val="20"/>
+              </w:rPr>
+              <w:t>7</w:t>
             </w:r>
           </w:p>
         </w:tc>
@@ -5901,7 +6219,14 @@
                 <w:rFonts w:ascii="Times New Roman" w:hAnsi="Times New Roman" w:cs="Times New Roman"/>
                 <w:sz w:val="20"/>
               </w:rPr>
-              <w:t>PS 9</w:t>
+              <w:t xml:space="preserve">PS </w:t>
+            </w:r>
+            <w:r>
+              <w:rPr>
+                <w:rFonts w:ascii="Times New Roman" w:hAnsi="Times New Roman" w:cs="Times New Roman"/>
+                <w:sz w:val="20"/>
+              </w:rPr>
+              <w:t>8</w:t>
             </w:r>
           </w:p>
         </w:tc>
@@ -6138,7 +6463,14 @@
                 <w:rFonts w:ascii="Times New Roman" w:hAnsi="Times New Roman" w:cs="Times New Roman"/>
                 <w:sz w:val="20"/>
               </w:rPr>
-              <w:t>PS 10</w:t>
+              <w:t xml:space="preserve">PS </w:t>
+            </w:r>
+            <w:r>
+              <w:rPr>
+                <w:rFonts w:ascii="Times New Roman" w:hAnsi="Times New Roman" w:cs="Times New Roman"/>
+                <w:sz w:val="20"/>
+              </w:rPr>
+              <w:t>9</w:t>
             </w:r>
           </w:p>
         </w:tc>
@@ -6341,7 +6673,14 @@
                 <w:rFonts w:ascii="Times New Roman" w:hAnsi="Times New Roman" w:cs="Times New Roman"/>
                 <w:sz w:val="20"/>
               </w:rPr>
-              <w:t>PS 11</w:t>
+              <w:t>PS 1</w:t>
+            </w:r>
+            <w:r>
+              <w:rPr>
+                <w:rFonts w:ascii="Times New Roman" w:hAnsi="Times New Roman" w:cs="Times New Roman"/>
+                <w:sz w:val="20"/>
+              </w:rPr>
+              <w:t>0</w:t>
             </w:r>
           </w:p>
         </w:tc>
@@ -6597,7 +6936,14 @@
                 <w:rFonts w:ascii="Times New Roman" w:hAnsi="Times New Roman" w:cs="Times New Roman"/>
                 <w:sz w:val="20"/>
               </w:rPr>
-              <w:t>PS 12</w:t>
+              <w:t>PS 1</w:t>
+            </w:r>
+            <w:r>
+              <w:rPr>
+                <w:rFonts w:ascii="Times New Roman" w:hAnsi="Times New Roman" w:cs="Times New Roman"/>
+                <w:sz w:val="20"/>
+              </w:rPr>
+              <w:t>1</w:t>
             </w:r>
           </w:p>
         </w:tc>
@@ -6927,13 +7273,21 @@
           <w:sz w:val="22"/>
           <w:szCs w:val="22"/>
         </w:rPr>
-        <w:t xml:space="preserve"> in this course.  In particular,</w:t>
-      </w:r>
+        <w:t xml:space="preserve"> in this course.  </w:t>
+      </w:r>
+      <w:proofErr w:type="gramStart"/>
       <w:r>
         <w:rPr>
           <w:sz w:val="22"/>
           <w:szCs w:val="22"/>
         </w:rPr>
+        <w:t>In particular,</w:t>
+      </w:r>
+      <w:r>
+        <w:rPr>
+          <w:sz w:val="22"/>
+          <w:szCs w:val="22"/>
+        </w:rPr>
         <w:t xml:space="preserve"> </w:t>
       </w:r>
       <w:r>
@@ -6941,7 +7295,15 @@
           <w:sz w:val="22"/>
           <w:szCs w:val="22"/>
         </w:rPr>
-        <w:t xml:space="preserve">I encourage you to use </w:t>
+        <w:t>I</w:t>
+      </w:r>
+      <w:proofErr w:type="gramEnd"/>
+      <w:r>
+        <w:rPr>
+          <w:sz w:val="22"/>
+          <w:szCs w:val="22"/>
+        </w:rPr>
+        <w:t xml:space="preserve"> encourage you to use </w:t>
       </w:r>
       <w:r>
         <w:rPr>
@@ -7160,6 +7522,7 @@
         </w:rPr>
         <w:t>Laptop policy and phone policy</w:t>
       </w:r>
+      <w:proofErr w:type="gramStart"/>
       <w:r>
         <w:rPr>
           <w:sz w:val="22"/>
@@ -7172,7 +7535,15 @@
           <w:sz w:val="22"/>
           <w:szCs w:val="22"/>
         </w:rPr>
-        <w:t xml:space="preserve">The Jones School’s policy is that laptops should remain closed except when instructed otherwise.  We will use </w:t>
+        <w:t>The</w:t>
+      </w:r>
+      <w:proofErr w:type="gramEnd"/>
+      <w:r>
+        <w:rPr>
+          <w:sz w:val="22"/>
+          <w:szCs w:val="22"/>
+        </w:rPr>
+        <w:t xml:space="preserve"> Jones School’s policy is that laptops should remain closed except when instructed otherwise.  We will use </w:t>
       </w:r>
       <w:r>
         <w:rPr>
@@ -7300,28 +7671,55 @@
           <w:sz w:val="22"/>
           <w:szCs w:val="22"/>
         </w:rPr>
-        <w:t>Name tents:</w:t>
-      </w:r>
-      <w:r>
-        <w:rPr>
+        <w:t>Name tents</w:t>
+      </w:r>
+      <w:proofErr w:type="gramStart"/>
+      <w:r>
+        <w:rPr>
+          <w:i/>
+          <w:iCs/>
           <w:sz w:val="22"/>
           <w:szCs w:val="22"/>
         </w:rPr>
-        <w:t xml:space="preserve">  I will distribute name tents for you to display during class.  Please bring </w:t>
+        <w:t>:</w:t>
       </w:r>
       <w:r>
         <w:rPr>
           <w:sz w:val="22"/>
           <w:szCs w:val="22"/>
         </w:rPr>
+        <w:t xml:space="preserve">  I</w:t>
+      </w:r>
+      <w:proofErr w:type="gramEnd"/>
+      <w:r>
+        <w:rPr>
+          <w:sz w:val="22"/>
+          <w:szCs w:val="22"/>
+        </w:rPr>
+        <w:t xml:space="preserve"> will distribute name tents for you to display during class.  Please bring </w:t>
+      </w:r>
+      <w:r>
+        <w:rPr>
+          <w:sz w:val="22"/>
+          <w:szCs w:val="22"/>
+        </w:rPr>
         <w:t xml:space="preserve">and display </w:t>
       </w:r>
+      <w:proofErr w:type="gramStart"/>
       <w:r>
         <w:rPr>
           <w:sz w:val="22"/>
           <w:szCs w:val="22"/>
         </w:rPr>
-        <w:t xml:space="preserve">them each class </w:t>
+        <w:t>them</w:t>
+      </w:r>
+      <w:proofErr w:type="gramEnd"/>
+      <w:r>
+        <w:rPr>
+          <w:sz w:val="22"/>
+          <w:szCs w:val="22"/>
+        </w:rPr>
+        <w:t xml:space="preserve"> each class </w:t>
       </w:r>
       <w:r>
         <w:rPr>
@@ -7412,7 +7810,23 @@
           <w:sz w:val="22"/>
           <w:szCs w:val="22"/>
         </w:rPr>
-        <w:t xml:space="preserve">: The Rice University Honor Code applies to all work in this course.  The intent of the Honor Code in general and specifically in this course is to ensure that each student claims and receives credit for their own efforts.  The intent is not to limit the valuable exchange of ideas through </w:t>
+        <w:t xml:space="preserve">: The Rice University Honor Code applies to all work </w:t>
+      </w:r>
+      <w:proofErr w:type="gramStart"/>
+      <w:r>
+        <w:rPr>
+          <w:sz w:val="22"/>
+          <w:szCs w:val="22"/>
+        </w:rPr>
+        <w:t>in</w:t>
+      </w:r>
+      <w:proofErr w:type="gramEnd"/>
+      <w:r>
+        <w:rPr>
+          <w:sz w:val="22"/>
+          <w:szCs w:val="22"/>
+        </w:rPr>
+        <w:t xml:space="preserve"> this course.  The intent of the Honor Code in general and specifically in this course is to ensure that each student claims and receives credit for their own efforts.  The intent is not to limit the valuable exchange of ideas through </w:t>
       </w:r>
       <w:r>
         <w:rPr>

--- a/busi_448_syllabus.docx
+++ b/busi_448_syllabus.docx
@@ -117,12 +117,18 @@
               <w:rPr>
                 <w:sz w:val="16"/>
               </w:rPr>
-              <w:t>December 16</w:t>
+              <w:t xml:space="preserve">March </w:t>
             </w:r>
             <w:r>
               <w:rPr>
                 <w:sz w:val="16"/>
               </w:rPr>
+              <w:t>6</w:t>
+            </w:r>
+            <w:r>
+              <w:rPr>
+                <w:sz w:val="16"/>
+              </w:rPr>
               <w:t xml:space="preserve">, </w:t>
             </w:r>
             <w:r>
@@ -141,7 +147,7 @@
               <w:rPr>
                 <w:sz w:val="16"/>
               </w:rPr>
-              <w:t>5</w:t>
+              <w:t>6</w:t>
             </w:r>
           </w:p>
         </w:tc>
@@ -3417,110 +3423,38 @@
         <w:jc w:val="both"/>
         <w:rPr>
           <w:rFonts w:ascii="Times New Roman" w:hAnsi="Times New Roman" w:cs="Times New Roman"/>
-          <w:szCs w:val="22"/>
-        </w:rPr>
-      </w:pPr>
-      <w:r>
-        <w:rPr>
-          <w:rFonts w:ascii="Times New Roman" w:hAnsi="Times New Roman" w:cs="Times New Roman"/>
-          <w:szCs w:val="22"/>
-        </w:rPr>
-        <w:t>The</w:t>
-      </w:r>
-      <w:r>
-        <w:rPr>
-          <w:rFonts w:ascii="Times New Roman" w:hAnsi="Times New Roman" w:cs="Times New Roman"/>
-          <w:szCs w:val="22"/>
-        </w:rPr>
-        <w:t xml:space="preserve"> cumulative </w:t>
-      </w:r>
-      <w:r>
-        <w:rPr>
-          <w:rFonts w:ascii="Times New Roman" w:hAnsi="Times New Roman" w:cs="Times New Roman"/>
-          <w:szCs w:val="22"/>
-        </w:rPr>
-        <w:t xml:space="preserve">final exam </w:t>
-      </w:r>
-      <w:r>
-        <w:rPr>
-          <w:rFonts w:ascii="Times New Roman" w:hAnsi="Times New Roman" w:cs="Times New Roman"/>
-          <w:szCs w:val="22"/>
-        </w:rPr>
-        <w:t xml:space="preserve">will be an </w:t>
-      </w:r>
-      <w:r>
-        <w:rPr>
-          <w:rFonts w:ascii="Times New Roman" w:hAnsi="Times New Roman" w:cs="Times New Roman"/>
           <w:b/>
           <w:bCs/>
           <w:szCs w:val="22"/>
         </w:rPr>
-        <w:t>in-class exam.</w:t>
-      </w:r>
-      <w:r>
-        <w:rPr>
-          <w:rFonts w:ascii="Times New Roman" w:hAnsi="Times New Roman" w:cs="Times New Roman"/>
-          <w:szCs w:val="22"/>
-        </w:rPr>
-        <w:t xml:space="preserve">  It </w:t>
-      </w:r>
-      <w:r>
-        <w:rPr>
-          <w:rFonts w:ascii="Times New Roman" w:hAnsi="Times New Roman" w:cs="Times New Roman"/>
-          <w:szCs w:val="22"/>
-        </w:rPr>
-        <w:t>will be administered through Canvas.</w:t>
-      </w:r>
-      <w:r>
-        <w:rPr>
-          <w:rFonts w:ascii="Times New Roman" w:hAnsi="Times New Roman" w:cs="Times New Roman"/>
-          <w:szCs w:val="22"/>
-        </w:rPr>
-        <w:t xml:space="preserve">  </w:t>
-      </w:r>
-      <w:r>
-        <w:rPr>
-          <w:rFonts w:ascii="Times New Roman" w:hAnsi="Times New Roman" w:cs="Times New Roman"/>
-          <w:szCs w:val="22"/>
-        </w:rPr>
-        <w:t xml:space="preserve">You may use the Learn Investments Dashboard, Google Colab, Python, Excel, or R to </w:t>
-      </w:r>
-      <w:proofErr w:type="gramStart"/>
-      <w:r>
-        <w:rPr>
-          <w:rFonts w:ascii="Times New Roman" w:hAnsi="Times New Roman" w:cs="Times New Roman"/>
-          <w:szCs w:val="22"/>
-        </w:rPr>
-        <w:t>work</w:t>
-      </w:r>
-      <w:proofErr w:type="gramEnd"/>
-      <w:r>
-        <w:rPr>
-          <w:rFonts w:ascii="Times New Roman" w:hAnsi="Times New Roman" w:cs="Times New Roman"/>
-          <w:szCs w:val="22"/>
-        </w:rPr>
-        <w:t xml:space="preserve"> the problems.</w:t>
-      </w:r>
-      <w:r>
-        <w:rPr>
-          <w:rFonts w:ascii="Times New Roman" w:hAnsi="Times New Roman" w:cs="Times New Roman"/>
-          <w:szCs w:val="22"/>
-        </w:rPr>
-        <w:t xml:space="preserve">  More details </w:t>
-      </w:r>
-      <w:r>
-        <w:rPr>
-          <w:rFonts w:ascii="Times New Roman" w:hAnsi="Times New Roman" w:cs="Times New Roman"/>
-          <w:szCs w:val="22"/>
-        </w:rPr>
-        <w:t>will be provided in class.</w:t>
-      </w:r>
-      <w:r>
-        <w:rPr>
-          <w:rFonts w:ascii="Times New Roman" w:hAnsi="Times New Roman" w:cs="Times New Roman"/>
-          <w:szCs w:val="22"/>
-        </w:rPr>
-        <w:t xml:space="preserve">  </w:t>
+      </w:pPr>
+      <w:r>
+        <w:rPr>
+          <w:rFonts w:ascii="Times New Roman" w:hAnsi="Times New Roman" w:cs="Times New Roman"/>
+          <w:szCs w:val="22"/>
+        </w:rPr>
+        <w:t>The</w:t>
+      </w:r>
+      <w:r>
+        <w:rPr>
+          <w:rFonts w:ascii="Times New Roman" w:hAnsi="Times New Roman" w:cs="Times New Roman"/>
+          <w:szCs w:val="22"/>
+        </w:rPr>
+        <w:t xml:space="preserve"> cumulative </w:t>
+      </w:r>
+      <w:r>
+        <w:rPr>
+          <w:rFonts w:ascii="Times New Roman" w:hAnsi="Times New Roman" w:cs="Times New Roman"/>
+          <w:szCs w:val="22"/>
+        </w:rPr>
+        <w:t xml:space="preserve">final exam </w:t>
+      </w:r>
+      <w:r>
+        <w:rPr>
+          <w:rFonts w:ascii="Times New Roman" w:hAnsi="Times New Roman" w:cs="Times New Roman"/>
+          <w:szCs w:val="22"/>
+        </w:rPr>
+        <w:t xml:space="preserve">will be an </w:t>
       </w:r>
       <w:r>
         <w:rPr>
@@ -3529,8 +3463,91 @@
           <w:bCs/>
           <w:szCs w:val="22"/>
         </w:rPr>
+        <w:t>in-class exam.</w:t>
+      </w:r>
+      <w:r>
+        <w:rPr>
+          <w:rFonts w:ascii="Times New Roman" w:hAnsi="Times New Roman" w:cs="Times New Roman"/>
+          <w:szCs w:val="22"/>
+        </w:rPr>
+        <w:t xml:space="preserve">  It </w:t>
+      </w:r>
+      <w:r>
+        <w:rPr>
+          <w:rFonts w:ascii="Times New Roman" w:hAnsi="Times New Roman" w:cs="Times New Roman"/>
+          <w:szCs w:val="22"/>
+        </w:rPr>
+        <w:t xml:space="preserve">will be </w:t>
+      </w:r>
+      <w:r>
+        <w:rPr>
+          <w:rFonts w:ascii="Times New Roman" w:hAnsi="Times New Roman" w:cs="Times New Roman"/>
+          <w:szCs w:val="22"/>
+        </w:rPr>
+        <w:t xml:space="preserve">a closed book, pen-and-paper exam designed to test your understanding of the fundamental concepts covered in class.  </w:t>
+      </w:r>
+      <w:r>
+        <w:rPr>
+          <w:rFonts w:ascii="Times New Roman" w:hAnsi="Times New Roman" w:cs="Times New Roman"/>
+          <w:szCs w:val="22"/>
+        </w:rPr>
+        <w:t xml:space="preserve">More details </w:t>
+      </w:r>
+      <w:r>
+        <w:rPr>
+          <w:rFonts w:ascii="Times New Roman" w:hAnsi="Times New Roman" w:cs="Times New Roman"/>
+          <w:szCs w:val="22"/>
+        </w:rPr>
+        <w:t>will be provided in class.</w:t>
+      </w:r>
+      <w:r>
+        <w:rPr>
+          <w:rFonts w:ascii="Times New Roman" w:hAnsi="Times New Roman" w:cs="Times New Roman"/>
+          <w:szCs w:val="22"/>
+        </w:rPr>
+        <w:t xml:space="preserve">  </w:t>
+      </w:r>
+      <w:r>
+        <w:rPr>
+          <w:rFonts w:ascii="Times New Roman" w:hAnsi="Times New Roman" w:cs="Times New Roman"/>
+          <w:b/>
+          <w:bCs/>
+          <w:szCs w:val="22"/>
+        </w:rPr>
         <w:t xml:space="preserve">Please do not schedule travel or other conflicts until you know the date of the exam.  </w:t>
       </w:r>
+    </w:p>
+    <w:p>
+      <w:pPr>
+        <w:shd w:val="clear" w:color="auto" w:fill="FFFFFF"/>
+        <w:tabs>
+          <w:tab w:val="left" w:pos="-1080"/>
+          <w:tab w:val="left" w:pos="-720"/>
+          <w:tab w:val="left" w:pos="0"/>
+          <w:tab w:val="left" w:pos="360"/>
+          <w:tab w:val="left" w:pos="720"/>
+          <w:tab w:val="left" w:pos="2160"/>
+          <w:tab w:val="left" w:pos="2880"/>
+          <w:tab w:val="left" w:pos="3600"/>
+          <w:tab w:val="left" w:pos="4320"/>
+          <w:tab w:val="left" w:pos="5040"/>
+          <w:tab w:val="left" w:pos="5760"/>
+          <w:tab w:val="left" w:pos="6480"/>
+          <w:tab w:val="left" w:pos="7200"/>
+          <w:tab w:val="left" w:pos="7920"/>
+          <w:tab w:val="left" w:pos="8640"/>
+          <w:tab w:val="left" w:pos="9360"/>
+          <w:tab w:val="left" w:pos="10080"/>
+          <w:tab w:val="left" w:pos="10800"/>
+          <w:tab w:val="left" w:pos="11520"/>
+        </w:tabs>
+        <w:contextualSpacing/>
+        <w:jc w:val="both"/>
+        <w:rPr>
+          <w:rFonts w:ascii="Times New Roman" w:hAnsi="Times New Roman" w:cs="Times New Roman"/>
+          <w:szCs w:val="22"/>
+        </w:rPr>
+      </w:pPr>
     </w:p>
     <w:p>
       <w:pPr>
@@ -7354,7 +7371,7 @@
           <w:sz w:val="22"/>
           <w:szCs w:val="22"/>
         </w:rPr>
-        <w:t>The midterm and final exams are to be completed without the use of generative AI tool</w:t>
+        <w:t xml:space="preserve">The final exam </w:t>
       </w:r>
       <w:r>
         <w:rPr>
@@ -7363,7 +7380,25 @@
           <w:sz w:val="22"/>
           <w:szCs w:val="22"/>
         </w:rPr>
-        <w:t>s (aside from Gemini’s code autocompletion in Google Colab).</w:t>
+        <w:t>is</w:t>
+      </w:r>
+      <w:r>
+        <w:rPr>
+          <w:b/>
+          <w:bCs/>
+          <w:sz w:val="22"/>
+          <w:szCs w:val="22"/>
+        </w:rPr>
+        <w:t xml:space="preserve"> to be completed without the use of generative AI</w:t>
+      </w:r>
+      <w:r>
+        <w:rPr>
+          <w:b/>
+          <w:bCs/>
+          <w:sz w:val="22"/>
+          <w:szCs w:val="22"/>
+        </w:rPr>
+        <w:t>.</w:t>
       </w:r>
     </w:p>
     <w:p>
